--- a/assets/templates/Пакет документов без психиатрического освидетельствования.docx
+++ b/assets/templates/Пакет документов без психиатрического освидетельствования.docx
@@ -14,7 +14,7 @@
           <w:bottom w:w="0" w:type="dxa"/>
           <w:end w:w="0" w:type="dxa"/>
         </w:tblCellMar>
-        <w:tblLook w:val="04a0" w:noHBand="0" w:noVBand="1" w:firstColumn="1" w:lastRow="0" w:lastColumn="0" w:firstRow="1"/>
+        <w:tblLook w:noHBand="0" w:noVBand="1" w:firstColumn="1" w:lastRow="0" w:lastColumn="0" w:firstRow="1" w:val="04a0"/>
       </w:tblPr>
       <w:tblGrid>
         <w:gridCol w:w="4960"/>
@@ -1038,7 +1038,7 @@
           <w:bottom w:w="0" w:type="dxa"/>
           <w:end w:w="0" w:type="dxa"/>
         </w:tblCellMar>
-        <w:tblLook w:val="04a0" w:noHBand="0" w:noVBand="1" w:firstColumn="1" w:lastRow="0" w:lastColumn="0" w:firstRow="1"/>
+        <w:tblLook w:noHBand="0" w:noVBand="1" w:firstColumn="1" w:lastRow="0" w:lastColumn="0" w:firstRow="1" w:val="04a0"/>
       </w:tblPr>
       <w:tblGrid>
         <w:gridCol w:w="4960"/>
@@ -1107,7 +1107,14 @@
               </w:rPr>
             </w:pPr>
             <w:r>
-              <w:rPr/>
+              <w:rPr>
+                <w:rFonts w:eastAsia="Calibri" w:cs="Times New Roman"/>
+                <w:kern w:val="0"/>
+                <w:sz w:val="20"/>
+                <w:szCs w:val="20"/>
+                <w:lang w:eastAsia="ru-RU"/>
+                <w14:ligatures w14:val="none"/>
+              </w:rPr>
             </w:r>
           </w:p>
         </w:tc>
@@ -1203,7 +1210,13 @@
               </w:rPr>
             </w:pPr>
             <w:r>
-              <w:rPr/>
+              <w:rPr>
+                <w:rFonts w:eastAsia="Calibri" w:cs="Times New Roman"/>
+                <w:kern w:val="0"/>
+                <w:szCs w:val="28"/>
+                <w:lang w:eastAsia="ru-RU"/>
+                <w14:ligatures w14:val="none"/>
+              </w:rPr>
             </w:r>
           </w:p>
         </w:tc>
@@ -1232,7 +1245,13 @@
               </w:rPr>
             </w:pPr>
             <w:r>
-              <w:rPr/>
+              <w:rPr>
+                <w:rFonts w:eastAsia="Calibri" w:cs="Times New Roman"/>
+                <w:kern w:val="0"/>
+                <w:szCs w:val="28"/>
+                <w:lang w:eastAsia="ru-RU"/>
+                <w14:ligatures w14:val="none"/>
+              </w:rPr>
             </w:r>
           </w:p>
         </w:tc>
@@ -1260,7 +1279,13 @@
               </w:rPr>
             </w:pPr>
             <w:r>
-              <w:rPr/>
+              <w:rPr>
+                <w:rFonts w:eastAsia="Calibri" w:cs="Times New Roman"/>
+                <w:kern w:val="0"/>
+                <w:szCs w:val="28"/>
+                <w:lang w:eastAsia="ru-RU"/>
+                <w14:ligatures w14:val="none"/>
+              </w:rPr>
             </w:r>
           </w:p>
         </w:tc>
@@ -1283,7 +1308,13 @@
               </w:rPr>
             </w:pPr>
             <w:r>
-              <w:rPr/>
+              <w:rPr>
+                <w:rFonts w:eastAsia="Calibri" w:cs="Times New Roman"/>
+                <w:kern w:val="0"/>
+                <w:szCs w:val="28"/>
+                <w:lang w:eastAsia="ru-RU"/>
+                <w14:ligatures w14:val="none"/>
+              </w:rPr>
             </w:r>
           </w:p>
         </w:tc>
@@ -1312,7 +1343,13 @@
               </w:rPr>
             </w:pPr>
             <w:r>
-              <w:rPr/>
+              <w:rPr>
+                <w:rFonts w:eastAsia="Calibri" w:cs="Times New Roman"/>
+                <w:kern w:val="0"/>
+                <w:szCs w:val="28"/>
+                <w:lang w:eastAsia="ru-RU"/>
+                <w14:ligatures w14:val="none"/>
+              </w:rPr>
             </w:r>
           </w:p>
         </w:tc>
@@ -1340,7 +1377,13 @@
               </w:rPr>
             </w:pPr>
             <w:r>
-              <w:rPr/>
+              <w:rPr>
+                <w:rFonts w:eastAsia="Calibri" w:cs="Times New Roman"/>
+                <w:kern w:val="0"/>
+                <w:szCs w:val="28"/>
+                <w:lang w:eastAsia="ru-RU"/>
+                <w14:ligatures w14:val="none"/>
+              </w:rPr>
             </w:r>
           </w:p>
         </w:tc>
@@ -1363,7 +1406,13 @@
               </w:rPr>
             </w:pPr>
             <w:r>
-              <w:rPr/>
+              <w:rPr>
+                <w:rFonts w:eastAsia="Calibri" w:cs="Times New Roman"/>
+                <w:kern w:val="0"/>
+                <w:szCs w:val="28"/>
+                <w:lang w:eastAsia="ru-RU"/>
+                <w14:ligatures w14:val="none"/>
+              </w:rPr>
             </w:r>
           </w:p>
         </w:tc>
@@ -1392,7 +1441,13 @@
               </w:rPr>
             </w:pPr>
             <w:r>
-              <w:rPr/>
+              <w:rPr>
+                <w:rFonts w:eastAsia="Calibri" w:cs="Times New Roman"/>
+                <w:kern w:val="0"/>
+                <w:szCs w:val="28"/>
+                <w:lang w:eastAsia="ru-RU"/>
+                <w14:ligatures w14:val="none"/>
+              </w:rPr>
             </w:r>
           </w:p>
         </w:tc>
@@ -1421,7 +1476,13 @@
               </w:rPr>
             </w:pPr>
             <w:r>
-              <w:rPr/>
+              <w:rPr>
+                <w:rFonts w:eastAsia="Calibri" w:cs="Times New Roman"/>
+                <w:kern w:val="0"/>
+                <w:szCs w:val="28"/>
+                <w:lang w:eastAsia="ru-RU"/>
+                <w14:ligatures w14:val="none"/>
+              </w:rPr>
             </w:r>
           </w:p>
         </w:tc>
@@ -1452,7 +1513,15 @@
               </w:rPr>
             </w:pPr>
             <w:r>
-              <w:rPr/>
+              <w:rPr>
+                <w:rFonts w:eastAsia="Calibri" w:cs="Times New Roman"/>
+                <w:b/>
+                <w:bCs/>
+                <w:kern w:val="0"/>
+                <w:szCs w:val="28"/>
+                <w:lang w:val="en-US" w:eastAsia="ru-RU"/>
+                <w14:ligatures w14:val="none"/>
+              </w:rPr>
             </w:r>
           </w:p>
         </w:tc>
@@ -1481,7 +1550,13 @@
               </w:rPr>
             </w:pPr>
             <w:r>
-              <w:rPr/>
+              <w:rPr>
+                <w:rFonts w:eastAsia="Calibri" w:cs="Times New Roman"/>
+                <w:kern w:val="0"/>
+                <w:szCs w:val="28"/>
+                <w:lang w:eastAsia="ru-RU"/>
+                <w14:ligatures w14:val="none"/>
+              </w:rPr>
             </w:r>
           </w:p>
         </w:tc>
@@ -1510,7 +1585,13 @@
               </w:rPr>
             </w:pPr>
             <w:r>
-              <w:rPr/>
+              <w:rPr>
+                <w:rFonts w:eastAsia="Calibri" w:cs="Times New Roman"/>
+                <w:kern w:val="0"/>
+                <w:szCs w:val="28"/>
+                <w:lang w:eastAsia="ru-RU"/>
+                <w14:ligatures w14:val="none"/>
+              </w:rPr>
             </w:r>
           </w:p>
         </w:tc>
@@ -1539,7 +1620,13 @@
               </w:rPr>
             </w:pPr>
             <w:r>
-              <w:rPr/>
+              <w:rPr>
+                <w:rFonts w:eastAsia="Calibri" w:cs="Times New Roman"/>
+                <w:kern w:val="0"/>
+                <w:szCs w:val="28"/>
+                <w:lang w:eastAsia="ru-RU"/>
+                <w14:ligatures w14:val="none"/>
+              </w:rPr>
             </w:r>
           </w:p>
         </w:tc>
@@ -1568,7 +1655,13 @@
               </w:rPr>
             </w:pPr>
             <w:r>
-              <w:rPr/>
+              <w:rPr>
+                <w:rFonts w:eastAsia="Calibri" w:cs="Times New Roman"/>
+                <w:kern w:val="0"/>
+                <w:szCs w:val="28"/>
+                <w:lang w:eastAsia="ru-RU"/>
+                <w14:ligatures w14:val="none"/>
+              </w:rPr>
             </w:r>
           </w:p>
         </w:tc>
@@ -1689,12 +1782,12 @@
           <w:bottom w:w="0" w:type="dxa"/>
           <w:end w:w="0" w:type="dxa"/>
         </w:tblCellMar>
-        <w:tblLook w:val="04a0" w:noHBand="0" w:noVBand="1" w:firstColumn="1" w:lastRow="0" w:lastColumn="0" w:firstRow="1"/>
+        <w:tblLook w:noHBand="0" w:noVBand="1" w:firstColumn="1" w:lastRow="0" w:lastColumn="0" w:firstRow="1" w:val="04a0"/>
       </w:tblPr>
       <w:tblGrid>
         <w:gridCol w:w="1843"/>
-        <w:gridCol w:w="565"/>
-        <w:gridCol w:w="994"/>
+        <w:gridCol w:w="564"/>
+        <w:gridCol w:w="995"/>
         <w:gridCol w:w="2694"/>
         <w:gridCol w:w="4677"/>
       </w:tblGrid>
@@ -1704,7 +1797,7 @@
         </w:trPr>
         <w:tc>
           <w:tcPr>
-            <w:tcW w:w="2408" w:type="dxa"/>
+            <w:tcW w:w="2407" w:type="dxa"/>
             <w:gridSpan w:val="2"/>
             <w:tcBorders/>
             <w:vAlign w:val="bottom"/>
@@ -1738,7 +1831,7 @@
         </w:tc>
         <w:tc>
           <w:tcPr>
-            <w:tcW w:w="8365" w:type="dxa"/>
+            <w:tcW w:w="8366" w:type="dxa"/>
             <w:gridSpan w:val="3"/>
             <w:tcBorders>
               <w:bottom w:val="single" w:sz="4" w:space="0" w:color="000000"/>
@@ -2142,7 +2235,7 @@
           <w:bottom w:w="0" w:type="dxa"/>
           <w:end w:w="5" w:type="dxa"/>
         </w:tblCellMar>
-        <w:tblLook w:val="01e0" w:noHBand="0" w:noVBand="0" w:firstColumn="1" w:lastRow="1" w:lastColumn="1" w:firstRow="1"/>
+        <w:tblLook w:noHBand="0" w:noVBand="0" w:firstColumn="1" w:lastRow="1" w:lastColumn="1" w:firstRow="1" w:val="01e0"/>
       </w:tblPr>
       <w:tblGrid>
         <w:gridCol w:w="2686"/>
@@ -2395,7 +2488,7 @@
           <w:bottom w:w="0" w:type="dxa"/>
           <w:end w:w="0" w:type="dxa"/>
         </w:tblCellMar>
-        <w:tblLook w:val="01e0" w:noHBand="0" w:noVBand="0" w:firstColumn="1" w:lastRow="1" w:lastColumn="1" w:firstRow="1"/>
+        <w:tblLook w:noHBand="0" w:noVBand="0" w:firstColumn="1" w:lastRow="1" w:lastColumn="1" w:firstRow="1" w:val="01e0"/>
       </w:tblPr>
       <w:tblGrid>
         <w:gridCol w:w="2686"/>
@@ -2647,7 +2740,7 @@
           <w:bottom w:w="0" w:type="dxa"/>
           <w:end w:w="0" w:type="dxa"/>
         </w:tblCellMar>
-        <w:tblLook w:val="01e0" w:noHBand="0" w:noVBand="0" w:firstColumn="1" w:lastRow="1" w:lastColumn="1" w:firstRow="1"/>
+        <w:tblLook w:noHBand="0" w:noVBand="0" w:firstColumn="1" w:lastRow="1" w:lastColumn="1" w:firstRow="1" w:val="01e0"/>
       </w:tblPr>
       <w:tblGrid>
         <w:gridCol w:w="4785"/>
@@ -2798,12 +2891,12 @@
           <w:bottom w:w="0" w:type="dxa"/>
           <w:end w:w="0" w:type="dxa"/>
         </w:tblCellMar>
-        <w:tblLook w:val="04a0" w:noHBand="0" w:noVBand="1" w:firstColumn="1" w:lastRow="0" w:lastColumn="0" w:firstRow="1"/>
+        <w:tblLook w:noHBand="0" w:noVBand="1" w:firstColumn="1" w:lastRow="0" w:lastColumn="0" w:firstRow="1" w:val="04a0"/>
       </w:tblPr>
       <w:tblGrid>
         <w:gridCol w:w="1843"/>
-        <w:gridCol w:w="565"/>
-        <w:gridCol w:w="994"/>
+        <w:gridCol w:w="564"/>
+        <w:gridCol w:w="995"/>
         <w:gridCol w:w="2694"/>
         <w:gridCol w:w="4677"/>
       </w:tblGrid>
@@ -2811,7 +2904,7 @@
         <w:trPr/>
         <w:tc>
           <w:tcPr>
-            <w:tcW w:w="2408" w:type="dxa"/>
+            <w:tcW w:w="2407" w:type="dxa"/>
             <w:gridSpan w:val="2"/>
             <w:tcBorders/>
             <w:vAlign w:val="bottom"/>
@@ -2845,7 +2938,7 @@
         </w:tc>
         <w:tc>
           <w:tcPr>
-            <w:tcW w:w="8365" w:type="dxa"/>
+            <w:tcW w:w="8366" w:type="dxa"/>
             <w:gridSpan w:val="3"/>
             <w:tcBorders>
               <w:bottom w:val="single" w:sz="4" w:space="0" w:color="000000"/>
@@ -3225,7 +3318,7 @@
           <w:bottom w:w="0" w:type="dxa"/>
           <w:end w:w="5" w:type="dxa"/>
         </w:tblCellMar>
-        <w:tblLook w:val="01e0" w:noHBand="0" w:noVBand="0" w:firstColumn="1" w:lastRow="1" w:lastColumn="1" w:firstRow="1"/>
+        <w:tblLook w:noHBand="0" w:noVBand="0" w:firstColumn="1" w:lastRow="1" w:lastColumn="1" w:firstRow="1" w:val="01e0"/>
       </w:tblPr>
       <w:tblGrid>
         <w:gridCol w:w="2686"/>
@@ -3478,7 +3571,7 @@
           <w:bottom w:w="0" w:type="dxa"/>
           <w:end w:w="0" w:type="dxa"/>
         </w:tblCellMar>
-        <w:tblLook w:val="01e0" w:noHBand="0" w:noVBand="0" w:firstColumn="1" w:lastRow="1" w:lastColumn="1" w:firstRow="1"/>
+        <w:tblLook w:noHBand="0" w:noVBand="0" w:firstColumn="1" w:lastRow="1" w:lastColumn="1" w:firstRow="1" w:val="01e0"/>
       </w:tblPr>
       <w:tblGrid>
         <w:gridCol w:w="2686"/>
@@ -3730,7 +3823,7 @@
           <w:bottom w:w="0" w:type="dxa"/>
           <w:end w:w="0" w:type="dxa"/>
         </w:tblCellMar>
-        <w:tblLook w:val="01e0" w:noHBand="0" w:noVBand="0" w:firstColumn="1" w:lastRow="1" w:lastColumn="1" w:firstRow="1"/>
+        <w:tblLook w:noHBand="0" w:noVBand="0" w:firstColumn="1" w:lastRow="1" w:lastColumn="1" w:firstRow="1" w:val="01e0"/>
       </w:tblPr>
       <w:tblGrid>
         <w:gridCol w:w="4785"/>
@@ -3824,7 +3917,7 @@
           <w:bottom w:w="0" w:type="dxa"/>
           <w:end w:w="30" w:type="dxa"/>
         </w:tblCellMar>
-        <w:tblLook w:val="04a0" w:noHBand="0" w:noVBand="1" w:firstColumn="1" w:lastRow="0" w:lastColumn="0" w:firstRow="1"/>
+        <w:tblLook w:noHBand="0" w:noVBand="1" w:firstColumn="1" w:lastRow="0" w:lastColumn="0" w:firstRow="1" w:val="04a0"/>
       </w:tblPr>
       <w:tblGrid>
         <w:gridCol w:w="2196"/>
@@ -3833,14 +3926,14 @@
         <w:gridCol w:w="375"/>
         <w:gridCol w:w="723"/>
         <w:gridCol w:w="1"/>
-        <w:gridCol w:w="354"/>
-        <w:gridCol w:w="31"/>
+        <w:gridCol w:w="353"/>
+        <w:gridCol w:w="32"/>
         <w:gridCol w:w="503"/>
         <w:gridCol w:w="209"/>
-        <w:gridCol w:w="645"/>
-        <w:gridCol w:w="544"/>
-        <w:gridCol w:w="94"/>
-        <w:gridCol w:w="913"/>
+        <w:gridCol w:w="644"/>
+        <w:gridCol w:w="545"/>
+        <w:gridCol w:w="93"/>
+        <w:gridCol w:w="914"/>
         <w:gridCol w:w="855"/>
         <w:gridCol w:w="1341"/>
       </w:tblGrid>
@@ -4005,7 +4098,7 @@
         </w:trPr>
         <w:tc>
           <w:tcPr>
-            <w:tcW w:w="5845" w:type="dxa"/>
+            <w:tcW w:w="5844" w:type="dxa"/>
             <w:gridSpan w:val="7"/>
             <w:tcBorders>
               <w:top w:val="single" w:sz="4" w:space="0" w:color="000000"/>
@@ -4052,7 +4145,7 @@
         </w:tc>
         <w:tc>
           <w:tcPr>
-            <w:tcW w:w="5135" w:type="dxa"/>
+            <w:tcW w:w="5136" w:type="dxa"/>
             <w:gridSpan w:val="9"/>
             <w:tcBorders>
               <w:top w:val="single" w:sz="4" w:space="0" w:color="000000"/>
@@ -4837,7 +4930,7 @@
         </w:tc>
         <w:tc>
           <w:tcPr>
-            <w:tcW w:w="3104" w:type="dxa"/>
+            <w:tcW w:w="3103" w:type="dxa"/>
             <w:gridSpan w:val="9"/>
             <w:tcBorders>
               <w:top w:val="single" w:sz="4" w:space="0" w:color="000000"/>
@@ -4873,7 +4966,7 @@
         </w:tc>
         <w:tc>
           <w:tcPr>
-            <w:tcW w:w="3109" w:type="dxa"/>
+            <w:tcW w:w="3110" w:type="dxa"/>
             <w:gridSpan w:val="3"/>
             <w:tcBorders>
               <w:top w:val="single" w:sz="4" w:space="0" w:color="000000"/>
@@ -8461,7 +8554,7 @@
         </w:tc>
         <w:tc>
           <w:tcPr>
-            <w:tcW w:w="854" w:type="dxa"/>
+            <w:tcW w:w="853" w:type="dxa"/>
             <w:gridSpan w:val="2"/>
             <w:tcBorders/>
             <w:vAlign w:val="bottom"/>
@@ -8494,7 +8587,7 @@
         </w:tc>
         <w:tc>
           <w:tcPr>
-            <w:tcW w:w="3747" w:type="dxa"/>
+            <w:tcW w:w="3748" w:type="dxa"/>
             <w:gridSpan w:val="5"/>
             <w:tcBorders/>
             <w:vAlign w:val="bottom"/>
@@ -8639,7 +8732,7 @@
           <w:bottom w:w="55" w:type="dxa"/>
           <w:end w:w="55" w:type="dxa"/>
         </w:tblCellMar>
-        <w:tblLook w:val="04a0" w:noHBand="0" w:noVBand="1" w:firstColumn="1" w:lastRow="0" w:lastColumn="0" w:firstRow="1"/>
+        <w:tblLook w:noHBand="0" w:noVBand="1" w:firstColumn="1" w:lastRow="0" w:lastColumn="0" w:firstRow="1" w:val="04a0"/>
       </w:tblPr>
       <w:tblGrid>
         <w:gridCol w:w="10772"/>
@@ -10180,7 +10273,7 @@
           <w:bottom w:w="0" w:type="dxa"/>
           <w:end w:w="108" w:type="dxa"/>
         </w:tblCellMar>
-        <w:tblLook w:val="04a0" w:noHBand="0" w:noVBand="1" w:firstColumn="1" w:lastRow="0" w:lastColumn="0" w:firstRow="1"/>
+        <w:tblLook w:noHBand="0" w:noVBand="1" w:firstColumn="1" w:lastRow="0" w:lastColumn="0" w:firstRow="1" w:val="04a0"/>
       </w:tblPr>
       <w:tblGrid>
         <w:gridCol w:w="5385"/>
@@ -10625,19 +10718,19 @@
                 <w:bottom w:w="0" w:type="dxa"/>
                 <w:end w:w="0" w:type="dxa"/>
               </w:tblCellMar>
-              <w:tblLook w:val="04a0" w:noHBand="0" w:noVBand="1" w:firstColumn="1" w:lastRow="0" w:lastColumn="0" w:firstRow="1"/>
+              <w:tblLook w:noHBand="0" w:noVBand="1" w:firstColumn="1" w:lastRow="0" w:lastColumn="0" w:firstRow="1" w:val="04a0"/>
             </w:tblPr>
             <w:tblGrid>
-              <w:gridCol w:w="765"/>
+              <w:gridCol w:w="764"/>
               <w:gridCol w:w="1017"/>
-              <w:gridCol w:w="803"/>
+              <w:gridCol w:w="804"/>
               <w:gridCol w:w="2586"/>
             </w:tblGrid>
             <w:tr>
               <w:trPr/>
               <w:tc>
                 <w:tcPr>
-                  <w:tcW w:w="765" w:type="dxa"/>
+                  <w:tcW w:w="764" w:type="dxa"/>
                   <w:tcBorders/>
                 </w:tcPr>
                 <w:p>
@@ -10669,7 +10762,7 @@
               </w:tc>
               <w:tc>
                 <w:tcPr>
-                  <w:tcW w:w="4406" w:type="dxa"/>
+                  <w:tcW w:w="4407" w:type="dxa"/>
                   <w:gridSpan w:val="3"/>
                   <w:tcBorders/>
                 </w:tcPr>
@@ -10749,7 +10842,7 @@
               <w:trPr/>
               <w:tc>
                 <w:tcPr>
-                  <w:tcW w:w="1782" w:type="dxa"/>
+                  <w:tcW w:w="1781" w:type="dxa"/>
                   <w:gridSpan w:val="2"/>
                   <w:tcBorders/>
                 </w:tcPr>
@@ -10782,7 +10875,7 @@
               </w:tc>
               <w:tc>
                 <w:tcPr>
-                  <w:tcW w:w="3389" w:type="dxa"/>
+                  <w:tcW w:w="3390" w:type="dxa"/>
                   <w:gridSpan w:val="2"/>
                   <w:tcBorders/>
                 </w:tcPr>
@@ -11550,22 +11643,22 @@
           <w:bottom w:w="0" w:type="dxa"/>
           <w:end w:w="30" w:type="dxa"/>
         </w:tblCellMar>
-        <w:tblLook w:val="04a0" w:noHBand="0" w:noVBand="1" w:firstColumn="1" w:lastRow="0" w:lastColumn="0" w:firstRow="1"/>
+        <w:tblLook w:noHBand="0" w:noVBand="1" w:firstColumn="1" w:lastRow="0" w:lastColumn="0" w:firstRow="1" w:val="04a0"/>
       </w:tblPr>
       <w:tblGrid>
         <w:gridCol w:w="1217"/>
-        <w:gridCol w:w="1376"/>
-        <w:gridCol w:w="846"/>
+        <w:gridCol w:w="1375"/>
+        <w:gridCol w:w="847"/>
         <w:gridCol w:w="293"/>
         <w:gridCol w:w="96"/>
         <w:gridCol w:w="1238"/>
-        <w:gridCol w:w="1029"/>
-        <w:gridCol w:w="107"/>
-        <w:gridCol w:w="1246"/>
+        <w:gridCol w:w="1028"/>
+        <w:gridCol w:w="108"/>
+        <w:gridCol w:w="1245"/>
         <w:gridCol w:w="1189"/>
-        <w:gridCol w:w="1193"/>
-        <w:gridCol w:w="858"/>
-        <w:gridCol w:w="84"/>
+        <w:gridCol w:w="1194"/>
+        <w:gridCol w:w="857"/>
+        <w:gridCol w:w="85"/>
       </w:tblGrid>
       <w:tr>
         <w:trPr>
@@ -11749,6 +11842,16 @@
                 <w:rFonts w:eastAsia="Noto Serif CJK SC" w:cs="Noto Sans Devanagari"/>
                 <w:b/>
                 <w:szCs w:val="28"/>
+                <w:lang w:val="en-US" w:eastAsia="zh-CN" w:bidi="hi-IN"/>
+                <w14:ligatures w14:val="none"/>
+              </w:rPr>
+              <w:t>_CONCL</w:t>
+            </w:r>
+            <w:r>
+              <w:rPr>
+                <w:rFonts w:eastAsia="Noto Serif CJK SC" w:cs="Noto Sans Devanagari"/>
+                <w:b/>
+                <w:szCs w:val="28"/>
                 <w:lang w:eastAsia="zh-CN" w:bidi="hi-IN"/>
                 <w14:ligatures w14:val="none"/>
               </w:rPr>
@@ -11766,7 +11869,7 @@
         </w:trPr>
         <w:tc>
           <w:tcPr>
-            <w:tcW w:w="2593" w:type="dxa"/>
+            <w:tcW w:w="2592" w:type="dxa"/>
             <w:gridSpan w:val="2"/>
             <w:tcBorders/>
             <w:vAlign w:val="bottom"/>
@@ -11807,7 +11910,7 @@
         </w:tc>
         <w:tc>
           <w:tcPr>
-            <w:tcW w:w="8179" w:type="dxa"/>
+            <w:tcW w:w="8180" w:type="dxa"/>
             <w:gridSpan w:val="11"/>
             <w:tcBorders/>
           </w:tcPr>
@@ -11879,7 +11982,7 @@
         </w:trPr>
         <w:tc>
           <w:tcPr>
-            <w:tcW w:w="2593" w:type="dxa"/>
+            <w:tcW w:w="2592" w:type="dxa"/>
             <w:gridSpan w:val="2"/>
             <w:tcBorders/>
             <w:vAlign w:val="bottom"/>
@@ -11952,7 +12055,7 @@
         </w:tc>
         <w:tc>
           <w:tcPr>
-            <w:tcW w:w="4677" w:type="dxa"/>
+            <w:tcW w:w="4678" w:type="dxa"/>
             <w:gridSpan w:val="6"/>
             <w:tcBorders/>
             <w:vAlign w:val="bottom"/>
@@ -12421,7 +12524,7 @@
         </w:trPr>
         <w:tc>
           <w:tcPr>
-            <w:tcW w:w="2593" w:type="dxa"/>
+            <w:tcW w:w="2592" w:type="dxa"/>
             <w:gridSpan w:val="2"/>
             <w:tcBorders/>
           </w:tcPr>
@@ -12460,7 +12563,7 @@
         </w:tc>
         <w:tc>
           <w:tcPr>
-            <w:tcW w:w="8179" w:type="dxa"/>
+            <w:tcW w:w="8180" w:type="dxa"/>
             <w:gridSpan w:val="11"/>
             <w:tcBorders/>
           </w:tcPr>
@@ -12551,17 +12654,7 @@
                 <w:lang w:val="en-US" w:eastAsia="zh-CN" w:bidi="hi-IN"/>
                 <w14:ligatures w14:val="none"/>
               </w:rPr>
-              <w:t>TYPE</w:t>
-            </w:r>
-            <w:r>
-              <w:rPr>
-                <w:rFonts w:eastAsia="Noto Serif CJK SC" w:cs="Noto Sans Devanagari"/>
-                <w:b/>
-                <w:szCs w:val="28"/>
-                <w:lang w:val="en-US" w:eastAsia="zh-CN" w:bidi="hi-IN"/>
-                <w14:ligatures w14:val="none"/>
-              </w:rPr>
-              <w:t>_FORMATTED</w:t>
+              <w:t>TYPE_FORMATTED</w:t>
             </w:r>
             <w:r>
               <w:rPr>
@@ -12712,7 +12805,7 @@
         </w:trPr>
         <w:tc>
           <w:tcPr>
-            <w:tcW w:w="10688" w:type="dxa"/>
+            <w:tcW w:w="10687" w:type="dxa"/>
             <w:gridSpan w:val="12"/>
             <w:tcBorders/>
             <w:vAlign w:val="center"/>
@@ -12741,7 +12834,7 @@
         </w:tc>
         <w:tc>
           <w:tcPr>
-            <w:tcW w:w="84" w:type="dxa"/>
+            <w:tcW w:w="85" w:type="dxa"/>
             <w:tcBorders/>
             <w:vAlign w:val="bottom"/>
           </w:tcPr>
@@ -12774,7 +12867,7 @@
         </w:trPr>
         <w:tc>
           <w:tcPr>
-            <w:tcW w:w="2593" w:type="dxa"/>
+            <w:tcW w:w="2592" w:type="dxa"/>
             <w:gridSpan w:val="2"/>
             <w:tcBorders/>
             <w:vAlign w:val="center"/>
@@ -12832,7 +12925,7 @@
         </w:tc>
         <w:tc>
           <w:tcPr>
-            <w:tcW w:w="1139" w:type="dxa"/>
+            <w:tcW w:w="1140" w:type="dxa"/>
             <w:gridSpan w:val="2"/>
             <w:tcBorders>
               <w:end w:val="single" w:sz="4" w:space="0" w:color="000000"/>
@@ -12899,7 +12992,7 @@
         </w:tc>
         <w:tc>
           <w:tcPr>
-            <w:tcW w:w="1029" w:type="dxa"/>
+            <w:tcW w:w="1028" w:type="dxa"/>
             <w:tcBorders>
               <w:start w:val="single" w:sz="4" w:space="0" w:color="000000"/>
               <w:end w:val="single" w:sz="4" w:space="0" w:color="000000"/>
@@ -12997,7 +13090,7 @@
         </w:tc>
         <w:tc>
           <w:tcPr>
-            <w:tcW w:w="1193" w:type="dxa"/>
+            <w:tcW w:w="1194" w:type="dxa"/>
             <w:tcBorders>
               <w:top w:val="single" w:sz="4" w:space="0" w:color="000000"/>
               <w:start w:val="single" w:sz="4" w:space="0" w:color="000000"/>
@@ -13032,7 +13125,7 @@
         </w:tc>
         <w:tc>
           <w:tcPr>
-            <w:tcW w:w="858" w:type="dxa"/>
+            <w:tcW w:w="857" w:type="dxa"/>
             <w:tcBorders>
               <w:start w:val="single" w:sz="4" w:space="0" w:color="000000"/>
             </w:tcBorders>
@@ -13062,7 +13155,7 @@
         </w:tc>
         <w:tc>
           <w:tcPr>
-            <w:tcW w:w="84" w:type="dxa"/>
+            <w:tcW w:w="85" w:type="dxa"/>
             <w:tcBorders/>
             <w:vAlign w:val="bottom"/>
           </w:tcPr>
@@ -13095,7 +13188,7 @@
         </w:trPr>
         <w:tc>
           <w:tcPr>
-            <w:tcW w:w="2593" w:type="dxa"/>
+            <w:tcW w:w="2592" w:type="dxa"/>
             <w:gridSpan w:val="2"/>
             <w:tcBorders/>
             <w:vAlign w:val="bottom"/>
@@ -13155,7 +13248,7 @@
         </w:tc>
         <w:tc>
           <w:tcPr>
-            <w:tcW w:w="84" w:type="dxa"/>
+            <w:tcW w:w="85" w:type="dxa"/>
             <w:tcBorders/>
             <w:vAlign w:val="bottom"/>
           </w:tcPr>
@@ -13216,7 +13309,7 @@
         </w:tc>
         <w:tc>
           <w:tcPr>
-            <w:tcW w:w="1376" w:type="dxa"/>
+            <w:tcW w:w="1375" w:type="dxa"/>
             <w:tcBorders/>
             <w:vAlign w:val="bottom"/>
           </w:tcPr>
@@ -13244,7 +13337,7 @@
         </w:tc>
         <w:tc>
           <w:tcPr>
-            <w:tcW w:w="1139" w:type="dxa"/>
+            <w:tcW w:w="1140" w:type="dxa"/>
             <w:gridSpan w:val="2"/>
             <w:tcBorders/>
             <w:vAlign w:val="bottom"/>
@@ -13302,7 +13395,7 @@
         </w:tc>
         <w:tc>
           <w:tcPr>
-            <w:tcW w:w="1029" w:type="dxa"/>
+            <w:tcW w:w="1028" w:type="dxa"/>
             <w:tcBorders/>
             <w:vAlign w:val="bottom"/>
           </w:tcPr>
@@ -13387,7 +13480,7 @@
         </w:tc>
         <w:tc>
           <w:tcPr>
-            <w:tcW w:w="1193" w:type="dxa"/>
+            <w:tcW w:w="1194" w:type="dxa"/>
             <w:tcBorders/>
             <w:vAlign w:val="bottom"/>
           </w:tcPr>
@@ -13417,7 +13510,7 @@
         </w:tc>
         <w:tc>
           <w:tcPr>
-            <w:tcW w:w="858" w:type="dxa"/>
+            <w:tcW w:w="857" w:type="dxa"/>
             <w:tcBorders/>
             <w:vAlign w:val="bottom"/>
           </w:tcPr>
@@ -13447,7 +13540,7 @@
         </w:tc>
         <w:tc>
           <w:tcPr>
-            <w:tcW w:w="84" w:type="dxa"/>
+            <w:tcW w:w="85" w:type="dxa"/>
             <w:tcBorders/>
             <w:vAlign w:val="bottom"/>
           </w:tcPr>
@@ -13552,7 +13645,7 @@
         </w:tc>
         <w:tc>
           <w:tcPr>
-            <w:tcW w:w="2382" w:type="dxa"/>
+            <w:tcW w:w="2381" w:type="dxa"/>
             <w:gridSpan w:val="3"/>
             <w:tcBorders>
               <w:bottom w:val="single" w:sz="4" w:space="0" w:color="000000"/>
@@ -13635,7 +13728,7 @@
         </w:tc>
         <w:tc>
           <w:tcPr>
-            <w:tcW w:w="84" w:type="dxa"/>
+            <w:tcW w:w="85" w:type="dxa"/>
             <w:tcBorders/>
             <w:vAlign w:val="bottom"/>
           </w:tcPr>
@@ -13696,7 +13789,7 @@
         </w:tc>
         <w:tc>
           <w:tcPr>
-            <w:tcW w:w="1376" w:type="dxa"/>
+            <w:tcW w:w="1375" w:type="dxa"/>
             <w:tcBorders/>
             <w:vAlign w:val="bottom"/>
           </w:tcPr>
@@ -13724,7 +13817,7 @@
         </w:tc>
         <w:tc>
           <w:tcPr>
-            <w:tcW w:w="1139" w:type="dxa"/>
+            <w:tcW w:w="1140" w:type="dxa"/>
             <w:gridSpan w:val="2"/>
             <w:tcBorders/>
             <w:vAlign w:val="bottom"/>
@@ -13782,7 +13875,7 @@
         </w:tc>
         <w:tc>
           <w:tcPr>
-            <w:tcW w:w="1029" w:type="dxa"/>
+            <w:tcW w:w="1028" w:type="dxa"/>
             <w:tcBorders/>
             <w:vAlign w:val="bottom"/>
           </w:tcPr>
@@ -13867,7 +13960,7 @@
         </w:tc>
         <w:tc>
           <w:tcPr>
-            <w:tcW w:w="1193" w:type="dxa"/>
+            <w:tcW w:w="1194" w:type="dxa"/>
             <w:tcBorders/>
             <w:vAlign w:val="bottom"/>
           </w:tcPr>
@@ -13895,7 +13988,7 @@
         </w:tc>
         <w:tc>
           <w:tcPr>
-            <w:tcW w:w="858" w:type="dxa"/>
+            <w:tcW w:w="857" w:type="dxa"/>
             <w:tcBorders/>
             <w:vAlign w:val="bottom"/>
           </w:tcPr>
@@ -13923,7 +14016,7 @@
         </w:tc>
         <w:tc>
           <w:tcPr>
-            <w:tcW w:w="84" w:type="dxa"/>
+            <w:tcW w:w="85" w:type="dxa"/>
             <w:tcBorders/>
             <w:vAlign w:val="bottom"/>
           </w:tcPr>
@@ -13984,7 +14077,7 @@
         </w:tc>
         <w:tc>
           <w:tcPr>
-            <w:tcW w:w="1376" w:type="dxa"/>
+            <w:tcW w:w="1375" w:type="dxa"/>
             <w:tcBorders/>
             <w:vAlign w:val="bottom"/>
           </w:tcPr>
@@ -14012,7 +14105,7 @@
         </w:tc>
         <w:tc>
           <w:tcPr>
-            <w:tcW w:w="1139" w:type="dxa"/>
+            <w:tcW w:w="1140" w:type="dxa"/>
             <w:gridSpan w:val="2"/>
             <w:tcBorders/>
             <w:vAlign w:val="bottom"/>
@@ -14070,7 +14163,7 @@
         </w:tc>
         <w:tc>
           <w:tcPr>
-            <w:tcW w:w="1029" w:type="dxa"/>
+            <w:tcW w:w="1028" w:type="dxa"/>
             <w:tcBorders/>
             <w:vAlign w:val="center"/>
           </w:tcPr>
@@ -14155,7 +14248,7 @@
         </w:tc>
         <w:tc>
           <w:tcPr>
-            <w:tcW w:w="1193" w:type="dxa"/>
+            <w:tcW w:w="1194" w:type="dxa"/>
             <w:tcBorders/>
             <w:vAlign w:val="bottom"/>
           </w:tcPr>
@@ -14183,7 +14276,7 @@
         </w:tc>
         <w:tc>
           <w:tcPr>
-            <w:tcW w:w="858" w:type="dxa"/>
+            <w:tcW w:w="857" w:type="dxa"/>
             <w:tcBorders/>
             <w:vAlign w:val="bottom"/>
           </w:tcPr>
@@ -14211,7 +14304,7 @@
         </w:tc>
         <w:tc>
           <w:tcPr>
-            <w:tcW w:w="84" w:type="dxa"/>
+            <w:tcW w:w="85" w:type="dxa"/>
             <w:tcBorders/>
             <w:vAlign w:val="bottom"/>
           </w:tcPr>
@@ -14272,7 +14365,7 @@
         </w:tc>
         <w:tc>
           <w:tcPr>
-            <w:tcW w:w="1376" w:type="dxa"/>
+            <w:tcW w:w="1375" w:type="dxa"/>
             <w:tcBorders/>
             <w:vAlign w:val="bottom"/>
           </w:tcPr>
@@ -14300,7 +14393,7 @@
         </w:tc>
         <w:tc>
           <w:tcPr>
-            <w:tcW w:w="1139" w:type="dxa"/>
+            <w:tcW w:w="1140" w:type="dxa"/>
             <w:gridSpan w:val="2"/>
             <w:tcBorders/>
             <w:vAlign w:val="bottom"/>
@@ -14358,7 +14451,7 @@
         </w:tc>
         <w:tc>
           <w:tcPr>
-            <w:tcW w:w="1029" w:type="dxa"/>
+            <w:tcW w:w="1028" w:type="dxa"/>
             <w:tcBorders/>
             <w:vAlign w:val="center"/>
           </w:tcPr>
@@ -14422,7 +14515,7 @@
         </w:tc>
         <w:tc>
           <w:tcPr>
-            <w:tcW w:w="1193" w:type="dxa"/>
+            <w:tcW w:w="1194" w:type="dxa"/>
             <w:tcBorders/>
             <w:vAlign w:val="bottom"/>
           </w:tcPr>
@@ -14450,7 +14543,7 @@
         </w:tc>
         <w:tc>
           <w:tcPr>
-            <w:tcW w:w="858" w:type="dxa"/>
+            <w:tcW w:w="857" w:type="dxa"/>
             <w:tcBorders/>
             <w:vAlign w:val="bottom"/>
           </w:tcPr>
@@ -14478,7 +14571,7 @@
         </w:tc>
         <w:tc>
           <w:tcPr>
-            <w:tcW w:w="84" w:type="dxa"/>
+            <w:tcW w:w="85" w:type="dxa"/>
             <w:tcBorders/>
             <w:vAlign w:val="bottom"/>
           </w:tcPr>
@@ -14539,7 +14632,7 @@
         </w:tc>
         <w:tc>
           <w:tcPr>
-            <w:tcW w:w="1376" w:type="dxa"/>
+            <w:tcW w:w="1375" w:type="dxa"/>
             <w:tcBorders/>
             <w:vAlign w:val="bottom"/>
           </w:tcPr>
@@ -14567,7 +14660,7 @@
         </w:tc>
         <w:tc>
           <w:tcPr>
-            <w:tcW w:w="1139" w:type="dxa"/>
+            <w:tcW w:w="1140" w:type="dxa"/>
             <w:gridSpan w:val="2"/>
             <w:tcBorders/>
             <w:vAlign w:val="bottom"/>
@@ -14625,7 +14718,7 @@
         </w:tc>
         <w:tc>
           <w:tcPr>
-            <w:tcW w:w="1029" w:type="dxa"/>
+            <w:tcW w:w="1028" w:type="dxa"/>
             <w:tcBorders/>
             <w:vAlign w:val="center"/>
           </w:tcPr>
@@ -14714,7 +14807,7 @@
         </w:tc>
         <w:tc>
           <w:tcPr>
-            <w:tcW w:w="1193" w:type="dxa"/>
+            <w:tcW w:w="1194" w:type="dxa"/>
             <w:tcBorders/>
             <w:vAlign w:val="bottom"/>
           </w:tcPr>
@@ -14742,7 +14835,7 @@
         </w:tc>
         <w:tc>
           <w:tcPr>
-            <w:tcW w:w="858" w:type="dxa"/>
+            <w:tcW w:w="857" w:type="dxa"/>
             <w:tcBorders/>
             <w:vAlign w:val="bottom"/>
           </w:tcPr>
@@ -14770,7 +14863,7 @@
         </w:tc>
         <w:tc>
           <w:tcPr>
-            <w:tcW w:w="84" w:type="dxa"/>
+            <w:tcW w:w="85" w:type="dxa"/>
             <w:tcBorders/>
             <w:vAlign w:val="bottom"/>
           </w:tcPr>
@@ -14833,7 +14926,7 @@
         </w:tc>
         <w:tc>
           <w:tcPr>
-            <w:tcW w:w="1376" w:type="dxa"/>
+            <w:tcW w:w="1375" w:type="dxa"/>
             <w:tcBorders/>
             <w:vAlign w:val="bottom"/>
           </w:tcPr>
@@ -14861,7 +14954,7 @@
         </w:tc>
         <w:tc>
           <w:tcPr>
-            <w:tcW w:w="1139" w:type="dxa"/>
+            <w:tcW w:w="1140" w:type="dxa"/>
             <w:gridSpan w:val="2"/>
             <w:tcBorders/>
             <w:vAlign w:val="bottom"/>
@@ -14890,7 +14983,7 @@
         </w:tc>
         <w:tc>
           <w:tcPr>
-            <w:tcW w:w="6956" w:type="dxa"/>
+            <w:tcW w:w="6955" w:type="dxa"/>
             <w:gridSpan w:val="8"/>
             <w:tcBorders/>
             <w:vAlign w:val="bottom"/>
@@ -14921,7 +15014,7 @@
         </w:tc>
         <w:tc>
           <w:tcPr>
-            <w:tcW w:w="84" w:type="dxa"/>
+            <w:tcW w:w="85" w:type="dxa"/>
             <w:tcBorders/>
             <w:vAlign w:val="bottom"/>
           </w:tcPr>
@@ -17812,37 +17905,37 @@
         <a:srgbClr val="000000"/>
       </a:dk1>
       <a:lt1>
-        <a:srgbClr val="ffffff"/>
+        <a:srgbClr val="FFFFFF"/>
       </a:lt1>
       <a:dk2>
-        <a:srgbClr val="44546a"/>
+        <a:srgbClr val="44546A"/>
       </a:dk2>
       <a:lt2>
-        <a:srgbClr val="e7e6e6"/>
+        <a:srgbClr val="E7E6E6"/>
       </a:lt2>
       <a:accent1>
-        <a:srgbClr val="5b9bd5"/>
+        <a:srgbClr val="5B9BD5"/>
       </a:accent1>
       <a:accent2>
-        <a:srgbClr val="ed7d31"/>
+        <a:srgbClr val="ED7D31"/>
       </a:accent2>
       <a:accent3>
-        <a:srgbClr val="a5a5a5"/>
+        <a:srgbClr val="A5A5A5"/>
       </a:accent3>
       <a:accent4>
-        <a:srgbClr val="ffc000"/>
+        <a:srgbClr val="FFC000"/>
       </a:accent4>
       <a:accent5>
-        <a:srgbClr val="4472c4"/>
+        <a:srgbClr val="4472C4"/>
       </a:accent5>
       <a:accent6>
-        <a:srgbClr val="70ad47"/>
+        <a:srgbClr val="70AD47"/>
       </a:accent6>
       <a:hlink>
-        <a:srgbClr val="0563c1"/>
+        <a:srgbClr val="0563C1"/>
       </a:hlink>
       <a:folHlink>
-        <a:srgbClr val="954f72"/>
+        <a:srgbClr val="954F72"/>
       </a:folHlink>
     </a:clrScheme>
     <a:fontScheme name="Стандартная">

--- a/assets/templates/Пакет документов без психиатрического освидетельствования.docx
+++ b/assets/templates/Пакет документов без психиатрического освидетельствования.docx
@@ -5,14 +5,14 @@
     <w:tbl>
       <w:tblPr>
         <w:tblW w:w="5000" w:type="pct"/>
-        <w:jc w:val="start"/>
+        <w:jc w:val="left"/>
         <w:tblInd w:w="0" w:type="dxa"/>
         <w:tblLayout w:type="fixed"/>
         <w:tblCellMar>
           <w:top w:w="0" w:type="dxa"/>
-          <w:start w:w="0" w:type="dxa"/>
+          <w:left w:w="0" w:type="dxa"/>
           <w:bottom w:w="0" w:type="dxa"/>
-          <w:end w:w="0" w:type="dxa"/>
+          <w:right w:w="0" w:type="dxa"/>
         </w:tblCellMar>
         <w:tblLook w:noHBand="0" w:noVBand="1" w:firstColumn="1" w:lastRow="0" w:lastColumn="0" w:firstRow="1" w:val="04a0"/>
       </w:tblPr>
@@ -74,7 +74,7 @@
               <w:pStyle w:val="Normal"/>
               <w:suppressAutoHyphens w:val="true"/>
               <w:spacing w:before="0" w:after="0"/>
-              <w:jc w:val="end"/>
+              <w:jc w:val="right"/>
               <w:rPr>
                 <w:rFonts w:eastAsia="Calibri" w:cs="Times New Roman"/>
                 <w:kern w:val="0"/>
@@ -101,7 +101,7 @@
               <w:pStyle w:val="Normal"/>
               <w:suppressAutoHyphens w:val="true"/>
               <w:spacing w:before="0" w:after="0"/>
-              <w:jc w:val="end"/>
+              <w:jc w:val="right"/>
               <w:rPr>
                 <w:rFonts w:eastAsia="Calibri" w:cs="Times New Roman"/>
                 <w:kern w:val="0"/>
@@ -128,7 +128,7 @@
               <w:pStyle w:val="Normal"/>
               <w:suppressAutoHyphens w:val="true"/>
               <w:spacing w:before="0" w:after="0"/>
-              <w:jc w:val="end"/>
+              <w:jc w:val="right"/>
               <w:rPr>
                 <w:rFonts w:eastAsia="Calibri" w:cs="Times New Roman"/>
                 <w:kern w:val="0"/>
@@ -155,7 +155,7 @@
               <w:pStyle w:val="Normal"/>
               <w:suppressAutoHyphens w:val="true"/>
               <w:spacing w:before="0" w:after="0"/>
-              <w:jc w:val="end"/>
+              <w:jc w:val="right"/>
               <w:rPr>
                 <w:rFonts w:eastAsia="Calibri" w:cs="Times New Roman"/>
                 <w:kern w:val="0"/>
@@ -182,7 +182,7 @@
               <w:pStyle w:val="Normal"/>
               <w:suppressAutoHyphens w:val="true"/>
               <w:spacing w:before="0" w:after="0"/>
-              <w:jc w:val="end"/>
+              <w:jc w:val="right"/>
               <w:rPr>
                 <w:rFonts w:eastAsia="Calibri" w:cs="Times New Roman"/>
                 <w:kern w:val="0"/>
@@ -1029,14 +1029,14 @@
     <w:tbl>
       <w:tblPr>
         <w:tblW w:w="5000" w:type="pct"/>
-        <w:jc w:val="start"/>
+        <w:jc w:val="left"/>
         <w:tblInd w:w="0" w:type="dxa"/>
         <w:tblLayout w:type="fixed"/>
         <w:tblCellMar>
           <w:top w:w="0" w:type="dxa"/>
-          <w:start w:w="0" w:type="dxa"/>
+          <w:left w:w="0" w:type="dxa"/>
           <w:bottom w:w="0" w:type="dxa"/>
-          <w:end w:w="0" w:type="dxa"/>
+          <w:right w:w="0" w:type="dxa"/>
         </w:tblCellMar>
         <w:tblLook w:noHBand="0" w:noVBand="1" w:firstColumn="1" w:lastRow="0" w:lastColumn="0" w:firstRow="1" w:val="04a0"/>
       </w:tblPr>
@@ -1096,7 +1096,7 @@
               <w:pStyle w:val="Normal"/>
               <w:suppressAutoHyphens w:val="true"/>
               <w:spacing w:before="0" w:after="0"/>
-              <w:jc w:val="end"/>
+              <w:jc w:val="right"/>
               <w:rPr>
                 <w:rFonts w:eastAsia="Calibri" w:cs="Times New Roman"/>
                 <w:kern w:val="0"/>
@@ -1773,21 +1773,21 @@
     <w:tbl>
       <w:tblPr>
         <w:tblW w:w="10773" w:type="dxa"/>
-        <w:jc w:val="start"/>
+        <w:jc w:val="left"/>
         <w:tblInd w:w="0" w:type="dxa"/>
         <w:tblLayout w:type="fixed"/>
         <w:tblCellMar>
           <w:top w:w="0" w:type="dxa"/>
-          <w:start w:w="0" w:type="dxa"/>
+          <w:left w:w="0" w:type="dxa"/>
           <w:bottom w:w="0" w:type="dxa"/>
-          <w:end w:w="0" w:type="dxa"/>
+          <w:right w:w="0" w:type="dxa"/>
         </w:tblCellMar>
         <w:tblLook w:noHBand="0" w:noVBand="1" w:firstColumn="1" w:lastRow="0" w:lastColumn="0" w:firstRow="1" w:val="04a0"/>
       </w:tblPr>
       <w:tblGrid>
         <w:gridCol w:w="1843"/>
-        <w:gridCol w:w="564"/>
-        <w:gridCol w:w="995"/>
+        <w:gridCol w:w="563"/>
+        <w:gridCol w:w="996"/>
         <w:gridCol w:w="2694"/>
         <w:gridCol w:w="4677"/>
       </w:tblGrid>
@@ -1797,7 +1797,7 @@
         </w:trPr>
         <w:tc>
           <w:tcPr>
-            <w:tcW w:w="2407" w:type="dxa"/>
+            <w:tcW w:w="2406" w:type="dxa"/>
             <w:gridSpan w:val="2"/>
             <w:tcBorders/>
             <w:vAlign w:val="bottom"/>
@@ -1808,7 +1808,7 @@
               <w:shd w:val="clear" w:color="auto" w:fill="FFFFFF"/>
               <w:suppressAutoHyphens w:val="true"/>
               <w:spacing w:lineRule="exact" w:line="254" w:before="0" w:after="0"/>
-              <w:ind w:end="-143"/>
+              <w:ind w:right="-143"/>
               <w:rPr>
                 <w:rFonts w:eastAsia="Times New Roman" w:cs="Times New Roman"/>
                 <w:kern w:val="0"/>
@@ -1831,16 +1831,16 @@
         </w:tc>
         <w:tc>
           <w:tcPr>
-            <w:tcW w:w="8366" w:type="dxa"/>
+            <w:tcW w:w="8367" w:type="dxa"/>
             <w:gridSpan w:val="3"/>
             <w:tcBorders>
               <w:bottom w:val="single" w:sz="4" w:space="0" w:color="000000"/>
             </w:tcBorders>
             <w:tcMar>
               <w:top w:w="55" w:type="dxa"/>
-              <w:start w:w="55" w:type="dxa"/>
+              <w:left w:w="55" w:type="dxa"/>
               <w:bottom w:w="55" w:type="dxa"/>
-              <w:end w:w="55" w:type="dxa"/>
+              <w:right w:w="55" w:type="dxa"/>
             </w:tcMar>
             <w:vAlign w:val="center"/>
           </w:tcPr>
@@ -1850,7 +1850,7 @@
               <w:shd w:val="clear" w:color="auto" w:fill="FFFFFF"/>
               <w:suppressAutoHyphens w:val="true"/>
               <w:spacing w:lineRule="exact" w:line="254" w:before="0" w:after="0"/>
-              <w:ind w:end="-143"/>
+              <w:ind w:right="-143"/>
               <w:rPr>
                 <w:rFonts w:eastAsia="Times New Roman" w:cs="Times New Roman"/>
                 <w:kern w:val="0"/>
@@ -1886,7 +1886,7 @@
               <w:shd w:val="clear" w:color="auto" w:fill="FFFFFF"/>
               <w:suppressAutoHyphens w:val="true"/>
               <w:spacing w:lineRule="exact" w:line="254" w:before="0" w:after="0"/>
-              <w:ind w:end="-143"/>
+              <w:ind w:right="-143"/>
               <w:rPr>
                 <w:rFonts w:eastAsia="Times New Roman" w:cs="Times New Roman"/>
                 <w:kern w:val="0"/>
@@ -1915,9 +1915,9 @@
             </w:tcBorders>
             <w:tcMar>
               <w:top w:w="55" w:type="dxa"/>
-              <w:start w:w="55" w:type="dxa"/>
+              <w:left w:w="55" w:type="dxa"/>
               <w:bottom w:w="55" w:type="dxa"/>
-              <w:end w:w="55" w:type="dxa"/>
+              <w:right w:w="55" w:type="dxa"/>
             </w:tcMar>
           </w:tcPr>
           <w:p>
@@ -1926,7 +1926,7 @@
               <w:shd w:val="clear" w:color="auto" w:fill="FFFFFF"/>
               <w:suppressAutoHyphens w:val="true"/>
               <w:spacing w:lineRule="exact" w:line="254" w:before="0" w:after="0"/>
-              <w:ind w:end="-143"/>
+              <w:ind w:right="-143"/>
               <w:rPr>
                 <w:rFonts w:eastAsia="Times New Roman" w:cs="Times New Roman"/>
                 <w:kern w:val="0"/>
@@ -1963,7 +1963,7 @@
               <w:shd w:val="clear" w:color="auto" w:fill="FFFFFF"/>
               <w:suppressAutoHyphens w:val="true"/>
               <w:spacing w:lineRule="exact" w:line="254" w:before="0" w:after="0"/>
-              <w:ind w:end="-143"/>
+              <w:ind w:right="-143"/>
               <w:rPr>
                 <w:rFonts w:eastAsia="Times New Roman" w:cs="Times New Roman"/>
                 <w:kern w:val="0"/>
@@ -1993,9 +1993,9 @@
             </w:tcBorders>
             <w:tcMar>
               <w:top w:w="55" w:type="dxa"/>
-              <w:start w:w="55" w:type="dxa"/>
+              <w:left w:w="55" w:type="dxa"/>
               <w:bottom w:w="55" w:type="dxa"/>
-              <w:end w:w="55" w:type="dxa"/>
+              <w:right w:w="55" w:type="dxa"/>
             </w:tcMar>
           </w:tcPr>
           <w:p>
@@ -2004,7 +2004,7 @@
               <w:shd w:val="clear" w:color="auto" w:fill="FFFFFF"/>
               <w:suppressAutoHyphens w:val="true"/>
               <w:spacing w:lineRule="exact" w:line="254" w:before="0" w:after="0"/>
-              <w:ind w:end="-143"/>
+              <w:ind w:right="-143"/>
               <w:rPr>
                 <w:rFonts w:eastAsia="Times New Roman" w:cs="Times New Roman"/>
                 <w:kern w:val="0"/>
@@ -2042,7 +2042,7 @@
               <w:shd w:val="clear" w:color="auto" w:fill="FFFFFF"/>
               <w:suppressAutoHyphens w:val="true"/>
               <w:spacing w:lineRule="exact" w:line="254" w:before="0" w:after="0"/>
-              <w:ind w:end="-143"/>
+              <w:ind w:right="-143"/>
               <w:rPr>
                 <w:rFonts w:eastAsia="Times New Roman" w:cs="Times New Roman"/>
                 <w:kern w:val="0"/>
@@ -2072,9 +2072,9 @@
             </w:tcBorders>
             <w:tcMar>
               <w:top w:w="55" w:type="dxa"/>
-              <w:start w:w="55" w:type="dxa"/>
+              <w:left w:w="55" w:type="dxa"/>
               <w:bottom w:w="55" w:type="dxa"/>
-              <w:end w:w="55" w:type="dxa"/>
+              <w:right w:w="55" w:type="dxa"/>
             </w:tcMar>
             <w:vAlign w:val="center"/>
           </w:tcPr>
@@ -2226,14 +2226,14 @@
       <w:tblPr>
         <w:tblStyle w:val="a3"/>
         <w:tblW w:w="5000" w:type="pct"/>
-        <w:jc w:val="start"/>
-        <w:tblInd w:w="0" w:type="dxa"/>
+        <w:jc w:val="left"/>
+        <w:tblInd w:w="5" w:type="dxa"/>
         <w:tblLayout w:type="fixed"/>
         <w:tblCellMar>
           <w:top w:w="0" w:type="dxa"/>
-          <w:start w:w="5" w:type="dxa"/>
+          <w:left w:w="5" w:type="dxa"/>
           <w:bottom w:w="0" w:type="dxa"/>
-          <w:end w:w="5" w:type="dxa"/>
+          <w:right w:w="5" w:type="dxa"/>
         </w:tblCellMar>
         <w:tblLook w:noHBand="0" w:noVBand="0" w:firstColumn="1" w:lastRow="1" w:lastColumn="1" w:firstRow="1" w:val="01e0"/>
       </w:tblPr>
@@ -2249,8 +2249,8 @@
             <w:tcW w:w="2686" w:type="dxa"/>
             <w:tcBorders>
               <w:top w:val="nil"/>
-              <w:start w:val="nil"/>
-              <w:end w:val="nil"/>
+              <w:left w:val="nil"/>
+              <w:right w:val="nil"/>
             </w:tcBorders>
             <w:vAlign w:val="bottom"/>
           </w:tcPr>
@@ -2281,9 +2281,9 @@
             <w:tcW w:w="237" w:type="dxa"/>
             <w:tcBorders>
               <w:top w:val="nil"/>
-              <w:start w:val="nil"/>
+              <w:left w:val="nil"/>
               <w:bottom w:val="nil"/>
-              <w:end w:val="nil"/>
+              <w:right w:val="nil"/>
             </w:tcBorders>
             <w:vAlign w:val="bottom"/>
           </w:tcPr>
@@ -2314,8 +2314,8 @@
             <w:tcW w:w="7849" w:type="dxa"/>
             <w:tcBorders>
               <w:top w:val="nil"/>
-              <w:start w:val="nil"/>
-              <w:end w:val="nil"/>
+              <w:left w:val="nil"/>
+              <w:right w:val="nil"/>
             </w:tcBorders>
             <w:vAlign w:val="bottom"/>
           </w:tcPr>
@@ -2351,9 +2351,9 @@
           <w:tcPr>
             <w:tcW w:w="2686" w:type="dxa"/>
             <w:tcBorders>
-              <w:start w:val="nil"/>
+              <w:left w:val="nil"/>
               <w:bottom w:val="nil"/>
-              <w:end w:val="nil"/>
+              <w:right w:val="nil"/>
             </w:tcBorders>
             <w:vAlign w:val="bottom"/>
           </w:tcPr>
@@ -2387,9 +2387,9 @@
             <w:tcW w:w="237" w:type="dxa"/>
             <w:tcBorders>
               <w:top w:val="nil"/>
-              <w:start w:val="nil"/>
+              <w:left w:val="nil"/>
               <w:bottom w:val="nil"/>
-              <w:end w:val="nil"/>
+              <w:right w:val="nil"/>
             </w:tcBorders>
             <w:vAlign w:val="bottom"/>
           </w:tcPr>
@@ -2419,9 +2419,9 @@
           <w:tcPr>
             <w:tcW w:w="7849" w:type="dxa"/>
             <w:tcBorders>
-              <w:start w:val="nil"/>
+              <w:left w:val="nil"/>
               <w:bottom w:val="nil"/>
-              <w:end w:val="nil"/>
+              <w:right w:val="nil"/>
             </w:tcBorders>
             <w:vAlign w:val="bottom"/>
           </w:tcPr>
@@ -2479,14 +2479,14 @@
       <w:tblPr>
         <w:tblStyle w:val="a3"/>
         <w:tblW w:w="5000" w:type="pct"/>
-        <w:jc w:val="start"/>
+        <w:jc w:val="left"/>
         <w:tblInd w:w="0" w:type="dxa"/>
         <w:tblLayout w:type="fixed"/>
         <w:tblCellMar>
           <w:top w:w="0" w:type="dxa"/>
-          <w:start w:w="0" w:type="dxa"/>
+          <w:left w:w="0" w:type="dxa"/>
           <w:bottom w:w="0" w:type="dxa"/>
-          <w:end w:w="0" w:type="dxa"/>
+          <w:right w:w="0" w:type="dxa"/>
         </w:tblCellMar>
         <w:tblLook w:noHBand="0" w:noVBand="0" w:firstColumn="1" w:lastRow="1" w:lastColumn="1" w:firstRow="1" w:val="01e0"/>
       </w:tblPr>
@@ -2504,8 +2504,8 @@
             <w:tcW w:w="2686" w:type="dxa"/>
             <w:tcBorders>
               <w:top w:val="nil"/>
-              <w:start w:val="nil"/>
-              <w:end w:val="nil"/>
+              <w:left w:val="nil"/>
+              <w:right w:val="nil"/>
             </w:tcBorders>
             <w:vAlign w:val="bottom"/>
           </w:tcPr>
@@ -2536,9 +2536,9 @@
             <w:tcW w:w="237" w:type="dxa"/>
             <w:tcBorders>
               <w:top w:val="nil"/>
-              <w:start w:val="nil"/>
+              <w:left w:val="nil"/>
               <w:bottom w:val="nil"/>
-              <w:end w:val="nil"/>
+              <w:right w:val="nil"/>
             </w:tcBorders>
             <w:vAlign w:val="bottom"/>
           </w:tcPr>
@@ -2569,8 +2569,8 @@
             <w:tcW w:w="7849" w:type="dxa"/>
             <w:tcBorders>
               <w:top w:val="nil"/>
-              <w:start w:val="nil"/>
-              <w:end w:val="nil"/>
+              <w:left w:val="nil"/>
+              <w:right w:val="nil"/>
             </w:tcBorders>
             <w:vAlign w:val="bottom"/>
           </w:tcPr>
@@ -2603,9 +2603,9 @@
           <w:tcPr>
             <w:tcW w:w="2686" w:type="dxa"/>
             <w:tcBorders>
-              <w:start w:val="nil"/>
+              <w:left w:val="nil"/>
               <w:bottom w:val="nil"/>
-              <w:end w:val="nil"/>
+              <w:right w:val="nil"/>
             </w:tcBorders>
             <w:vAlign w:val="bottom"/>
           </w:tcPr>
@@ -2639,9 +2639,9 @@
             <w:tcW w:w="237" w:type="dxa"/>
             <w:tcBorders>
               <w:top w:val="nil"/>
-              <w:start w:val="nil"/>
+              <w:left w:val="nil"/>
               <w:bottom w:val="nil"/>
-              <w:end w:val="nil"/>
+              <w:right w:val="nil"/>
             </w:tcBorders>
             <w:vAlign w:val="bottom"/>
           </w:tcPr>
@@ -2671,9 +2671,9 @@
           <w:tcPr>
             <w:tcW w:w="7849" w:type="dxa"/>
             <w:tcBorders>
-              <w:start w:val="nil"/>
+              <w:left w:val="nil"/>
               <w:bottom w:val="nil"/>
-              <w:end w:val="nil"/>
+              <w:right w:val="nil"/>
             </w:tcBorders>
             <w:vAlign w:val="bottom"/>
           </w:tcPr>
@@ -2731,14 +2731,14 @@
       <w:tblPr>
         <w:tblStyle w:val="a3"/>
         <w:tblW w:w="4785" w:type="dxa"/>
-        <w:jc w:val="start"/>
+        <w:jc w:val="left"/>
         <w:tblInd w:w="14" w:type="dxa"/>
         <w:tblLayout w:type="fixed"/>
         <w:tblCellMar>
           <w:top w:w="0" w:type="dxa"/>
-          <w:start w:w="0" w:type="dxa"/>
+          <w:left w:w="0" w:type="dxa"/>
           <w:bottom w:w="0" w:type="dxa"/>
-          <w:end w:w="0" w:type="dxa"/>
+          <w:right w:w="0" w:type="dxa"/>
         </w:tblCellMar>
         <w:tblLook w:noHBand="0" w:noVBand="0" w:firstColumn="1" w:lastRow="1" w:lastColumn="1" w:firstRow="1" w:val="01e0"/>
       </w:tblPr>
@@ -2752,8 +2752,8 @@
             <w:tcW w:w="4785" w:type="dxa"/>
             <w:tcBorders>
               <w:top w:val="nil"/>
-              <w:start w:val="nil"/>
-              <w:end w:val="nil"/>
+              <w:left w:val="nil"/>
+              <w:right w:val="nil"/>
             </w:tcBorders>
             <w:vAlign w:val="bottom"/>
           </w:tcPr>
@@ -2789,9 +2789,9 @@
           <w:tcPr>
             <w:tcW w:w="4785" w:type="dxa"/>
             <w:tcBorders>
-              <w:start w:val="nil"/>
+              <w:left w:val="nil"/>
               <w:bottom w:val="nil"/>
-              <w:end w:val="nil"/>
+              <w:right w:val="nil"/>
             </w:tcBorders>
             <w:vAlign w:val="bottom"/>
           </w:tcPr>
@@ -2882,21 +2882,21 @@
     <w:tbl>
       <w:tblPr>
         <w:tblW w:w="10773" w:type="dxa"/>
-        <w:jc w:val="start"/>
+        <w:jc w:val="left"/>
         <w:tblInd w:w="0" w:type="dxa"/>
         <w:tblLayout w:type="fixed"/>
         <w:tblCellMar>
           <w:top w:w="0" w:type="dxa"/>
-          <w:start w:w="0" w:type="dxa"/>
+          <w:left w:w="0" w:type="dxa"/>
           <w:bottom w:w="0" w:type="dxa"/>
-          <w:end w:w="0" w:type="dxa"/>
+          <w:right w:w="0" w:type="dxa"/>
         </w:tblCellMar>
         <w:tblLook w:noHBand="0" w:noVBand="1" w:firstColumn="1" w:lastRow="0" w:lastColumn="0" w:firstRow="1" w:val="04a0"/>
       </w:tblPr>
       <w:tblGrid>
         <w:gridCol w:w="1843"/>
-        <w:gridCol w:w="564"/>
-        <w:gridCol w:w="995"/>
+        <w:gridCol w:w="563"/>
+        <w:gridCol w:w="996"/>
         <w:gridCol w:w="2694"/>
         <w:gridCol w:w="4677"/>
       </w:tblGrid>
@@ -2904,7 +2904,7 @@
         <w:trPr/>
         <w:tc>
           <w:tcPr>
-            <w:tcW w:w="2407" w:type="dxa"/>
+            <w:tcW w:w="2406" w:type="dxa"/>
             <w:gridSpan w:val="2"/>
             <w:tcBorders/>
             <w:vAlign w:val="bottom"/>
@@ -2915,7 +2915,7 @@
               <w:shd w:val="clear" w:color="auto" w:fill="FFFFFF"/>
               <w:suppressAutoHyphens w:val="true"/>
               <w:spacing w:lineRule="exact" w:line="254" w:before="0" w:after="0"/>
-              <w:ind w:end="-143"/>
+              <w:ind w:right="-143"/>
               <w:rPr>
                 <w:rFonts w:eastAsia="Times New Roman" w:cs="Times New Roman"/>
                 <w:kern w:val="0"/>
@@ -2938,16 +2938,16 @@
         </w:tc>
         <w:tc>
           <w:tcPr>
-            <w:tcW w:w="8366" w:type="dxa"/>
+            <w:tcW w:w="8367" w:type="dxa"/>
             <w:gridSpan w:val="3"/>
             <w:tcBorders>
               <w:bottom w:val="single" w:sz="4" w:space="0" w:color="000000"/>
             </w:tcBorders>
             <w:tcMar>
               <w:top w:w="55" w:type="dxa"/>
-              <w:start w:w="55" w:type="dxa"/>
+              <w:left w:w="55" w:type="dxa"/>
               <w:bottom w:w="55" w:type="dxa"/>
-              <w:end w:w="55" w:type="dxa"/>
+              <w:right w:w="55" w:type="dxa"/>
             </w:tcMar>
             <w:vAlign w:val="center"/>
           </w:tcPr>
@@ -2957,7 +2957,7 @@
               <w:shd w:val="clear" w:color="auto" w:fill="FFFFFF"/>
               <w:suppressAutoHyphens w:val="true"/>
               <w:spacing w:lineRule="exact" w:line="254" w:before="0" w:after="0"/>
-              <w:ind w:end="-143"/>
+              <w:ind w:right="-143"/>
               <w:rPr>
                 <w:rFonts w:eastAsia="Times New Roman" w:cs="Times New Roman"/>
                 <w:kern w:val="0"/>
@@ -2993,7 +2993,7 @@
               <w:shd w:val="clear" w:color="auto" w:fill="FFFFFF"/>
               <w:suppressAutoHyphens w:val="true"/>
               <w:spacing w:lineRule="exact" w:line="254" w:before="0" w:after="0"/>
-              <w:ind w:end="-143"/>
+              <w:ind w:right="-143"/>
               <w:rPr>
                 <w:rFonts w:eastAsia="Times New Roman" w:cs="Times New Roman"/>
                 <w:kern w:val="0"/>
@@ -3022,9 +3022,9 @@
             </w:tcBorders>
             <w:tcMar>
               <w:top w:w="55" w:type="dxa"/>
-              <w:start w:w="55" w:type="dxa"/>
+              <w:left w:w="55" w:type="dxa"/>
               <w:bottom w:w="55" w:type="dxa"/>
-              <w:end w:w="55" w:type="dxa"/>
+              <w:right w:w="55" w:type="dxa"/>
             </w:tcMar>
           </w:tcPr>
           <w:p>
@@ -3033,7 +3033,7 @@
               <w:shd w:val="clear" w:color="auto" w:fill="FFFFFF"/>
               <w:suppressAutoHyphens w:val="true"/>
               <w:spacing w:lineRule="exact" w:line="254" w:before="0" w:after="0"/>
-              <w:ind w:end="-143"/>
+              <w:ind w:right="-143"/>
               <w:rPr>
                 <w:rFonts w:eastAsia="Times New Roman" w:cs="Times New Roman"/>
                 <w:kern w:val="0"/>
@@ -3070,7 +3070,7 @@
               <w:shd w:val="clear" w:color="auto" w:fill="FFFFFF"/>
               <w:suppressAutoHyphens w:val="true"/>
               <w:spacing w:lineRule="exact" w:line="254" w:before="0" w:after="0"/>
-              <w:ind w:end="-143"/>
+              <w:ind w:right="-143"/>
               <w:rPr>
                 <w:rFonts w:eastAsia="Times New Roman" w:cs="Times New Roman"/>
                 <w:kern w:val="0"/>
@@ -3100,9 +3100,9 @@
             </w:tcBorders>
             <w:tcMar>
               <w:top w:w="55" w:type="dxa"/>
-              <w:start w:w="55" w:type="dxa"/>
+              <w:left w:w="55" w:type="dxa"/>
               <w:bottom w:w="55" w:type="dxa"/>
-              <w:end w:w="55" w:type="dxa"/>
+              <w:right w:w="55" w:type="dxa"/>
             </w:tcMar>
           </w:tcPr>
           <w:p>
@@ -3111,7 +3111,7 @@
               <w:shd w:val="clear" w:color="auto" w:fill="FFFFFF"/>
               <w:suppressAutoHyphens w:val="true"/>
               <w:spacing w:lineRule="exact" w:line="254" w:before="0" w:after="0"/>
-              <w:ind w:end="-143"/>
+              <w:ind w:right="-143"/>
               <w:rPr>
                 <w:rFonts w:eastAsia="Times New Roman" w:cs="Times New Roman"/>
                 <w:kern w:val="0"/>
@@ -3149,7 +3149,7 @@
               <w:shd w:val="clear" w:color="auto" w:fill="FFFFFF"/>
               <w:suppressAutoHyphens w:val="true"/>
               <w:spacing w:lineRule="exact" w:line="254" w:before="0" w:after="0"/>
-              <w:ind w:end="-143"/>
+              <w:ind w:right="-143"/>
               <w:rPr>
                 <w:rFonts w:eastAsia="Times New Roman" w:cs="Times New Roman"/>
                 <w:kern w:val="0"/>
@@ -3179,9 +3179,9 @@
             </w:tcBorders>
             <w:tcMar>
               <w:top w:w="55" w:type="dxa"/>
-              <w:start w:w="55" w:type="dxa"/>
+              <w:left w:w="55" w:type="dxa"/>
               <w:bottom w:w="55" w:type="dxa"/>
-              <w:end w:w="55" w:type="dxa"/>
+              <w:right w:w="55" w:type="dxa"/>
             </w:tcMar>
             <w:vAlign w:val="center"/>
           </w:tcPr>
@@ -3309,14 +3309,14 @@
       <w:tblPr>
         <w:tblStyle w:val="a3"/>
         <w:tblW w:w="5000" w:type="pct"/>
-        <w:jc w:val="start"/>
-        <w:tblInd w:w="0" w:type="dxa"/>
+        <w:jc w:val="left"/>
+        <w:tblInd w:w="5" w:type="dxa"/>
         <w:tblLayout w:type="fixed"/>
         <w:tblCellMar>
           <w:top w:w="0" w:type="dxa"/>
-          <w:start w:w="5" w:type="dxa"/>
+          <w:left w:w="5" w:type="dxa"/>
           <w:bottom w:w="0" w:type="dxa"/>
-          <w:end w:w="5" w:type="dxa"/>
+          <w:right w:w="5" w:type="dxa"/>
         </w:tblCellMar>
         <w:tblLook w:noHBand="0" w:noVBand="0" w:firstColumn="1" w:lastRow="1" w:lastColumn="1" w:firstRow="1" w:val="01e0"/>
       </w:tblPr>
@@ -3332,8 +3332,8 @@
             <w:tcW w:w="2686" w:type="dxa"/>
             <w:tcBorders>
               <w:top w:val="nil"/>
-              <w:start w:val="nil"/>
-              <w:end w:val="nil"/>
+              <w:left w:val="nil"/>
+              <w:right w:val="nil"/>
             </w:tcBorders>
             <w:vAlign w:val="bottom"/>
           </w:tcPr>
@@ -3364,9 +3364,9 @@
             <w:tcW w:w="237" w:type="dxa"/>
             <w:tcBorders>
               <w:top w:val="nil"/>
-              <w:start w:val="nil"/>
+              <w:left w:val="nil"/>
               <w:bottom w:val="nil"/>
-              <w:end w:val="nil"/>
+              <w:right w:val="nil"/>
             </w:tcBorders>
             <w:vAlign w:val="bottom"/>
           </w:tcPr>
@@ -3397,8 +3397,8 @@
             <w:tcW w:w="7849" w:type="dxa"/>
             <w:tcBorders>
               <w:top w:val="nil"/>
-              <w:start w:val="nil"/>
-              <w:end w:val="nil"/>
+              <w:left w:val="nil"/>
+              <w:right w:val="nil"/>
             </w:tcBorders>
             <w:vAlign w:val="bottom"/>
           </w:tcPr>
@@ -3434,9 +3434,9 @@
           <w:tcPr>
             <w:tcW w:w="2686" w:type="dxa"/>
             <w:tcBorders>
-              <w:start w:val="nil"/>
+              <w:left w:val="nil"/>
               <w:bottom w:val="nil"/>
-              <w:end w:val="nil"/>
+              <w:right w:val="nil"/>
             </w:tcBorders>
             <w:vAlign w:val="bottom"/>
           </w:tcPr>
@@ -3470,9 +3470,9 @@
             <w:tcW w:w="237" w:type="dxa"/>
             <w:tcBorders>
               <w:top w:val="nil"/>
-              <w:start w:val="nil"/>
+              <w:left w:val="nil"/>
               <w:bottom w:val="nil"/>
-              <w:end w:val="nil"/>
+              <w:right w:val="nil"/>
             </w:tcBorders>
             <w:vAlign w:val="bottom"/>
           </w:tcPr>
@@ -3502,9 +3502,9 @@
           <w:tcPr>
             <w:tcW w:w="7849" w:type="dxa"/>
             <w:tcBorders>
-              <w:start w:val="nil"/>
+              <w:left w:val="nil"/>
               <w:bottom w:val="nil"/>
-              <w:end w:val="nil"/>
+              <w:right w:val="nil"/>
             </w:tcBorders>
             <w:vAlign w:val="bottom"/>
           </w:tcPr>
@@ -3562,14 +3562,14 @@
       <w:tblPr>
         <w:tblStyle w:val="a3"/>
         <w:tblW w:w="5000" w:type="pct"/>
-        <w:jc w:val="start"/>
+        <w:jc w:val="left"/>
         <w:tblInd w:w="0" w:type="dxa"/>
         <w:tblLayout w:type="fixed"/>
         <w:tblCellMar>
           <w:top w:w="0" w:type="dxa"/>
-          <w:start w:w="0" w:type="dxa"/>
+          <w:left w:w="0" w:type="dxa"/>
           <w:bottom w:w="0" w:type="dxa"/>
-          <w:end w:w="0" w:type="dxa"/>
+          <w:right w:w="0" w:type="dxa"/>
         </w:tblCellMar>
         <w:tblLook w:noHBand="0" w:noVBand="0" w:firstColumn="1" w:lastRow="1" w:lastColumn="1" w:firstRow="1" w:val="01e0"/>
       </w:tblPr>
@@ -3587,8 +3587,8 @@
             <w:tcW w:w="2686" w:type="dxa"/>
             <w:tcBorders>
               <w:top w:val="nil"/>
-              <w:start w:val="nil"/>
-              <w:end w:val="nil"/>
+              <w:left w:val="nil"/>
+              <w:right w:val="nil"/>
             </w:tcBorders>
             <w:vAlign w:val="bottom"/>
           </w:tcPr>
@@ -3619,9 +3619,9 @@
             <w:tcW w:w="237" w:type="dxa"/>
             <w:tcBorders>
               <w:top w:val="nil"/>
-              <w:start w:val="nil"/>
+              <w:left w:val="nil"/>
               <w:bottom w:val="nil"/>
-              <w:end w:val="nil"/>
+              <w:right w:val="nil"/>
             </w:tcBorders>
             <w:vAlign w:val="bottom"/>
           </w:tcPr>
@@ -3652,8 +3652,8 @@
             <w:tcW w:w="7849" w:type="dxa"/>
             <w:tcBorders>
               <w:top w:val="nil"/>
-              <w:start w:val="nil"/>
-              <w:end w:val="nil"/>
+              <w:left w:val="nil"/>
+              <w:right w:val="nil"/>
             </w:tcBorders>
             <w:vAlign w:val="bottom"/>
           </w:tcPr>
@@ -3686,9 +3686,9 @@
           <w:tcPr>
             <w:tcW w:w="2686" w:type="dxa"/>
             <w:tcBorders>
-              <w:start w:val="nil"/>
+              <w:left w:val="nil"/>
               <w:bottom w:val="nil"/>
-              <w:end w:val="nil"/>
+              <w:right w:val="nil"/>
             </w:tcBorders>
             <w:vAlign w:val="bottom"/>
           </w:tcPr>
@@ -3722,9 +3722,9 @@
             <w:tcW w:w="237" w:type="dxa"/>
             <w:tcBorders>
               <w:top w:val="nil"/>
-              <w:start w:val="nil"/>
+              <w:left w:val="nil"/>
               <w:bottom w:val="nil"/>
-              <w:end w:val="nil"/>
+              <w:right w:val="nil"/>
             </w:tcBorders>
             <w:vAlign w:val="bottom"/>
           </w:tcPr>
@@ -3754,9 +3754,9 @@
           <w:tcPr>
             <w:tcW w:w="7849" w:type="dxa"/>
             <w:tcBorders>
-              <w:start w:val="nil"/>
+              <w:left w:val="nil"/>
               <w:bottom w:val="nil"/>
-              <w:end w:val="nil"/>
+              <w:right w:val="nil"/>
             </w:tcBorders>
             <w:vAlign w:val="bottom"/>
           </w:tcPr>
@@ -3814,14 +3814,14 @@
       <w:tblPr>
         <w:tblStyle w:val="a3"/>
         <w:tblW w:w="4785" w:type="dxa"/>
-        <w:jc w:val="start"/>
+        <w:jc w:val="left"/>
         <w:tblInd w:w="14" w:type="dxa"/>
         <w:tblLayout w:type="fixed"/>
         <w:tblCellMar>
           <w:top w:w="0" w:type="dxa"/>
-          <w:start w:w="0" w:type="dxa"/>
+          <w:left w:w="0" w:type="dxa"/>
           <w:bottom w:w="0" w:type="dxa"/>
-          <w:end w:w="0" w:type="dxa"/>
+          <w:right w:w="0" w:type="dxa"/>
         </w:tblCellMar>
         <w:tblLook w:noHBand="0" w:noVBand="0" w:firstColumn="1" w:lastRow="1" w:lastColumn="1" w:firstRow="1" w:val="01e0"/>
       </w:tblPr>
@@ -3835,8 +3835,8 @@
             <w:tcW w:w="4785" w:type="dxa"/>
             <w:tcBorders>
               <w:top w:val="nil"/>
-              <w:start w:val="nil"/>
-              <w:end w:val="nil"/>
+              <w:left w:val="nil"/>
+              <w:right w:val="nil"/>
             </w:tcBorders>
             <w:vAlign w:val="bottom"/>
           </w:tcPr>
@@ -3872,9 +3872,9 @@
           <w:tcPr>
             <w:tcW w:w="4785" w:type="dxa"/>
             <w:tcBorders>
-              <w:start w:val="nil"/>
+              <w:left w:val="nil"/>
               <w:bottom w:val="nil"/>
-              <w:end w:val="nil"/>
+              <w:right w:val="nil"/>
             </w:tcBorders>
             <w:vAlign w:val="bottom"/>
           </w:tcPr>
@@ -3908,14 +3908,14 @@
     <w:tbl>
       <w:tblPr>
         <w:tblW w:w="10980" w:type="dxa"/>
-        <w:jc w:val="start"/>
-        <w:tblInd w:w="0" w:type="dxa"/>
+        <w:jc w:val="left"/>
+        <w:tblInd w:w="30" w:type="dxa"/>
         <w:tblLayout w:type="fixed"/>
         <w:tblCellMar>
           <w:top w:w="0" w:type="dxa"/>
-          <w:start w:w="30" w:type="dxa"/>
+          <w:left w:w="30" w:type="dxa"/>
           <w:bottom w:w="0" w:type="dxa"/>
-          <w:end w:w="30" w:type="dxa"/>
+          <w:right w:w="30" w:type="dxa"/>
         </w:tblCellMar>
         <w:tblLook w:noHBand="0" w:noVBand="1" w:firstColumn="1" w:lastRow="0" w:lastColumn="0" w:firstRow="1" w:val="04a0"/>
       </w:tblPr>
@@ -3926,8 +3926,8 @@
         <w:gridCol w:w="375"/>
         <w:gridCol w:w="723"/>
         <w:gridCol w:w="1"/>
-        <w:gridCol w:w="353"/>
-        <w:gridCol w:w="32"/>
+        <w:gridCol w:w="352"/>
+        <w:gridCol w:w="33"/>
         <w:gridCol w:w="503"/>
         <w:gridCol w:w="209"/>
         <w:gridCol w:w="644"/>
@@ -4098,7 +4098,7 @@
         </w:trPr>
         <w:tc>
           <w:tcPr>
-            <w:tcW w:w="5844" w:type="dxa"/>
+            <w:tcW w:w="5843" w:type="dxa"/>
             <w:gridSpan w:val="7"/>
             <w:tcBorders>
               <w:top w:val="single" w:sz="4" w:space="0" w:color="000000"/>
@@ -4145,7 +4145,7 @@
         </w:tc>
         <w:tc>
           <w:tcPr>
-            <w:tcW w:w="5136" w:type="dxa"/>
+            <w:tcW w:w="5137" w:type="dxa"/>
             <w:gridSpan w:val="9"/>
             <w:tcBorders>
               <w:top w:val="single" w:sz="4" w:space="0" w:color="000000"/>
@@ -4742,9 +4742,9 @@
             <w:gridSpan w:val="6"/>
             <w:tcBorders>
               <w:top w:val="single" w:sz="4" w:space="0" w:color="000000"/>
-              <w:start w:val="single" w:sz="4" w:space="0" w:color="000000"/>
+              <w:left w:val="single" w:sz="4" w:space="0" w:color="000000"/>
               <w:bottom w:val="single" w:sz="4" w:space="0" w:color="000000"/>
-              <w:end w:val="single" w:sz="4" w:space="0" w:color="000000"/>
+              <w:right w:val="single" w:sz="4" w:space="0" w:color="000000"/>
             </w:tcBorders>
           </w:tcPr>
           <w:p>
@@ -4778,9 +4778,9 @@
             <w:gridSpan w:val="10"/>
             <w:tcBorders>
               <w:top w:val="single" w:sz="4" w:space="0" w:color="000000"/>
-              <w:start w:val="single" w:sz="4" w:space="0" w:color="000000"/>
+              <w:left w:val="single" w:sz="4" w:space="0" w:color="000000"/>
               <w:bottom w:val="single" w:sz="4" w:space="0" w:color="000000"/>
-              <w:end w:val="single" w:sz="4" w:space="0" w:color="000000"/>
+              <w:right w:val="single" w:sz="4" w:space="0" w:color="000000"/>
             </w:tcBorders>
           </w:tcPr>
           <w:p>
@@ -4821,9 +4821,9 @@
             <w:gridSpan w:val="6"/>
             <w:tcBorders>
               <w:top w:val="single" w:sz="4" w:space="0" w:color="000000"/>
-              <w:start w:val="single" w:sz="4" w:space="0" w:color="000000"/>
+              <w:left w:val="single" w:sz="4" w:space="0" w:color="000000"/>
               <w:bottom w:val="single" w:sz="4" w:space="0" w:color="000000"/>
-              <w:end w:val="single" w:sz="4" w:space="0" w:color="000000"/>
+              <w:right w:val="single" w:sz="4" w:space="0" w:color="000000"/>
             </w:tcBorders>
           </w:tcPr>
           <w:p>
@@ -4857,9 +4857,9 @@
             <w:gridSpan w:val="10"/>
             <w:tcBorders>
               <w:top w:val="single" w:sz="4" w:space="0" w:color="000000"/>
-              <w:start w:val="single" w:sz="4" w:space="0" w:color="000000"/>
+              <w:left w:val="single" w:sz="4" w:space="0" w:color="000000"/>
               <w:bottom w:val="single" w:sz="4" w:space="0" w:color="000000"/>
-              <w:end w:val="single" w:sz="4" w:space="0" w:color="000000"/>
+              <w:right w:val="single" w:sz="4" w:space="0" w:color="000000"/>
             </w:tcBorders>
           </w:tcPr>
           <w:p>
@@ -4898,9 +4898,9 @@
             <w:gridSpan w:val="4"/>
             <w:tcBorders>
               <w:top w:val="single" w:sz="4" w:space="0" w:color="000000"/>
-              <w:start w:val="single" w:sz="4" w:space="0" w:color="000000"/>
+              <w:left w:val="single" w:sz="4" w:space="0" w:color="000000"/>
               <w:bottom w:val="single" w:sz="4" w:space="0" w:color="000000"/>
-              <w:end w:val="single" w:sz="4" w:space="0" w:color="000000"/>
+              <w:right w:val="single" w:sz="4" w:space="0" w:color="000000"/>
             </w:tcBorders>
           </w:tcPr>
           <w:p>
@@ -4934,9 +4934,9 @@
             <w:gridSpan w:val="9"/>
             <w:tcBorders>
               <w:top w:val="single" w:sz="4" w:space="0" w:color="000000"/>
-              <w:start w:val="single" w:sz="4" w:space="0" w:color="000000"/>
+              <w:left w:val="single" w:sz="4" w:space="0" w:color="000000"/>
               <w:bottom w:val="single" w:sz="4" w:space="0" w:color="000000"/>
-              <w:end w:val="single" w:sz="4" w:space="0" w:color="000000"/>
+              <w:right w:val="single" w:sz="4" w:space="0" w:color="000000"/>
             </w:tcBorders>
           </w:tcPr>
           <w:p>
@@ -4970,9 +4970,9 @@
             <w:gridSpan w:val="3"/>
             <w:tcBorders>
               <w:top w:val="single" w:sz="4" w:space="0" w:color="000000"/>
-              <w:start w:val="single" w:sz="4" w:space="0" w:color="000000"/>
+              <w:left w:val="single" w:sz="4" w:space="0" w:color="000000"/>
               <w:bottom w:val="single" w:sz="4" w:space="0" w:color="000000"/>
-              <w:end w:val="single" w:sz="4" w:space="0" w:color="000000"/>
+              <w:right w:val="single" w:sz="4" w:space="0" w:color="000000"/>
             </w:tcBorders>
           </w:tcPr>
           <w:p>
@@ -5011,9 +5011,9 @@
             <w:gridSpan w:val="16"/>
             <w:tcBorders>
               <w:top w:val="single" w:sz="4" w:space="0" w:color="000000"/>
-              <w:start w:val="single" w:sz="4" w:space="0" w:color="000000"/>
+              <w:left w:val="single" w:sz="4" w:space="0" w:color="000000"/>
               <w:bottom w:val="single" w:sz="4" w:space="0" w:color="000000"/>
-              <w:end w:val="single" w:sz="4" w:space="0" w:color="000000"/>
+              <w:right w:val="single" w:sz="4" w:space="0" w:color="000000"/>
             </w:tcBorders>
           </w:tcPr>
           <w:p>
@@ -5052,9 +5052,9 @@
             <w:gridSpan w:val="16"/>
             <w:tcBorders>
               <w:top w:val="single" w:sz="4" w:space="0" w:color="000000"/>
-              <w:start w:val="single" w:sz="4" w:space="0" w:color="000000"/>
+              <w:left w:val="single" w:sz="4" w:space="0" w:color="000000"/>
               <w:bottom w:val="single" w:sz="4" w:space="0" w:color="000000"/>
-              <w:end w:val="single" w:sz="4" w:space="0" w:color="000000"/>
+              <w:right w:val="single" w:sz="4" w:space="0" w:color="000000"/>
             </w:tcBorders>
             <w:vAlign w:val="center"/>
           </w:tcPr>
@@ -5513,9 +5513,9 @@
             <w:tcW w:w="2196" w:type="dxa"/>
             <w:tcBorders>
               <w:top w:val="single" w:sz="4" w:space="0" w:color="000000"/>
-              <w:start w:val="single" w:sz="4" w:space="0" w:color="000000"/>
+              <w:left w:val="single" w:sz="4" w:space="0" w:color="000000"/>
               <w:bottom w:val="single" w:sz="4" w:space="0" w:color="000000"/>
-              <w:end w:val="single" w:sz="4" w:space="0" w:color="000000"/>
+              <w:right w:val="single" w:sz="4" w:space="0" w:color="000000"/>
             </w:tcBorders>
           </w:tcPr>
           <w:p>
@@ -5551,9 +5551,9 @@
             <w:gridSpan w:val="2"/>
             <w:tcBorders>
               <w:top w:val="single" w:sz="4" w:space="0" w:color="000000"/>
-              <w:start w:val="single" w:sz="4" w:space="0" w:color="000000"/>
+              <w:left w:val="single" w:sz="4" w:space="0" w:color="000000"/>
               <w:bottom w:val="single" w:sz="4" w:space="0" w:color="000000"/>
-              <w:end w:val="single" w:sz="4" w:space="0" w:color="000000"/>
+              <w:right w:val="single" w:sz="4" w:space="0" w:color="000000"/>
             </w:tcBorders>
           </w:tcPr>
           <w:p>
@@ -5589,9 +5589,9 @@
             <w:gridSpan w:val="7"/>
             <w:tcBorders>
               <w:top w:val="single" w:sz="4" w:space="0" w:color="000000"/>
-              <w:start w:val="single" w:sz="4" w:space="0" w:color="000000"/>
+              <w:left w:val="single" w:sz="4" w:space="0" w:color="000000"/>
               <w:bottom w:val="single" w:sz="4" w:space="0" w:color="000000"/>
-              <w:end w:val="single" w:sz="4" w:space="0" w:color="000000"/>
+              <w:right w:val="single" w:sz="4" w:space="0" w:color="000000"/>
             </w:tcBorders>
           </w:tcPr>
           <w:p>
@@ -5625,9 +5625,9 @@
             <w:gridSpan w:val="4"/>
             <w:tcBorders>
               <w:top w:val="single" w:sz="4" w:space="0" w:color="000000"/>
-              <w:start w:val="single" w:sz="4" w:space="0" w:color="000000"/>
+              <w:left w:val="single" w:sz="4" w:space="0" w:color="000000"/>
               <w:bottom w:val="single" w:sz="4" w:space="0" w:color="000000"/>
-              <w:end w:val="single" w:sz="4" w:space="0" w:color="000000"/>
+              <w:right w:val="single" w:sz="4" w:space="0" w:color="000000"/>
             </w:tcBorders>
           </w:tcPr>
           <w:p>
@@ -5661,9 +5661,9 @@
             <w:gridSpan w:val="2"/>
             <w:tcBorders>
               <w:top w:val="single" w:sz="4" w:space="0" w:color="000000"/>
-              <w:start w:val="single" w:sz="4" w:space="0" w:color="000000"/>
+              <w:left w:val="single" w:sz="4" w:space="0" w:color="000000"/>
               <w:bottom w:val="single" w:sz="4" w:space="0" w:color="000000"/>
-              <w:end w:val="single" w:sz="4" w:space="0" w:color="000000"/>
+              <w:right w:val="single" w:sz="4" w:space="0" w:color="000000"/>
             </w:tcBorders>
           </w:tcPr>
           <w:p>
@@ -5703,9 +5703,9 @@
             <w:tcW w:w="2196" w:type="dxa"/>
             <w:tcBorders>
               <w:top w:val="single" w:sz="4" w:space="0" w:color="000000"/>
-              <w:start w:val="single" w:sz="4" w:space="0" w:color="000000"/>
+              <w:left w:val="single" w:sz="4" w:space="0" w:color="000000"/>
               <w:bottom w:val="single" w:sz="4" w:space="0" w:color="000000"/>
-              <w:end w:val="single" w:sz="4" w:space="0" w:color="000000"/>
+              <w:right w:val="single" w:sz="4" w:space="0" w:color="000000"/>
             </w:tcBorders>
           </w:tcPr>
           <w:p>
@@ -5741,9 +5741,9 @@
             <w:gridSpan w:val="2"/>
             <w:tcBorders>
               <w:top w:val="single" w:sz="4" w:space="0" w:color="000000"/>
-              <w:start w:val="single" w:sz="4" w:space="0" w:color="000000"/>
+              <w:left w:val="single" w:sz="4" w:space="0" w:color="000000"/>
               <w:bottom w:val="single" w:sz="4" w:space="0" w:color="000000"/>
-              <w:end w:val="single" w:sz="4" w:space="0" w:color="000000"/>
+              <w:right w:val="single" w:sz="4" w:space="0" w:color="000000"/>
             </w:tcBorders>
           </w:tcPr>
           <w:p>
@@ -5779,9 +5779,9 @@
             <w:gridSpan w:val="7"/>
             <w:tcBorders>
               <w:top w:val="single" w:sz="4" w:space="0" w:color="000000"/>
-              <w:start w:val="single" w:sz="4" w:space="0" w:color="000000"/>
+              <w:left w:val="single" w:sz="4" w:space="0" w:color="000000"/>
               <w:bottom w:val="single" w:sz="4" w:space="0" w:color="000000"/>
-              <w:end w:val="single" w:sz="4" w:space="0" w:color="000000"/>
+              <w:right w:val="single" w:sz="4" w:space="0" w:color="000000"/>
             </w:tcBorders>
           </w:tcPr>
           <w:p>
@@ -5817,9 +5817,9 @@
             <w:gridSpan w:val="4"/>
             <w:tcBorders>
               <w:top w:val="single" w:sz="4" w:space="0" w:color="000000"/>
-              <w:start w:val="single" w:sz="4" w:space="0" w:color="000000"/>
+              <w:left w:val="single" w:sz="4" w:space="0" w:color="000000"/>
               <w:bottom w:val="single" w:sz="4" w:space="0" w:color="000000"/>
-              <w:end w:val="single" w:sz="4" w:space="0" w:color="000000"/>
+              <w:right w:val="single" w:sz="4" w:space="0" w:color="000000"/>
             </w:tcBorders>
           </w:tcPr>
           <w:p>
@@ -5855,9 +5855,9 @@
             <w:gridSpan w:val="2"/>
             <w:tcBorders>
               <w:top w:val="single" w:sz="4" w:space="0" w:color="000000"/>
-              <w:start w:val="single" w:sz="4" w:space="0" w:color="000000"/>
+              <w:left w:val="single" w:sz="4" w:space="0" w:color="000000"/>
               <w:bottom w:val="single" w:sz="4" w:space="0" w:color="000000"/>
-              <w:end w:val="single" w:sz="4" w:space="0" w:color="000000"/>
+              <w:right w:val="single" w:sz="4" w:space="0" w:color="000000"/>
             </w:tcBorders>
           </w:tcPr>
           <w:p>
@@ -5898,9 +5898,9 @@
             <w:gridSpan w:val="5"/>
             <w:tcBorders>
               <w:top w:val="single" w:sz="4" w:space="0" w:color="000000"/>
-              <w:start w:val="single" w:sz="4" w:space="0" w:color="000000"/>
+              <w:left w:val="single" w:sz="4" w:space="0" w:color="000000"/>
               <w:bottom w:val="single" w:sz="4" w:space="0" w:color="000000"/>
-              <w:end w:val="single" w:sz="4" w:space="0" w:color="000000"/>
+              <w:right w:val="single" w:sz="4" w:space="0" w:color="000000"/>
             </w:tcBorders>
           </w:tcPr>
           <w:p>
@@ -5934,9 +5934,9 @@
             <w:gridSpan w:val="11"/>
             <w:tcBorders>
               <w:top w:val="single" w:sz="4" w:space="0" w:color="000000"/>
-              <w:start w:val="single" w:sz="4" w:space="0" w:color="000000"/>
+              <w:left w:val="single" w:sz="4" w:space="0" w:color="000000"/>
               <w:bottom w:val="single" w:sz="4" w:space="0" w:color="000000"/>
-              <w:end w:val="single" w:sz="4" w:space="0" w:color="000000"/>
+              <w:right w:val="single" w:sz="4" w:space="0" w:color="000000"/>
             </w:tcBorders>
           </w:tcPr>
           <w:p>
@@ -5975,9 +5975,9 @@
             <w:gridSpan w:val="2"/>
             <w:tcBorders>
               <w:top w:val="single" w:sz="4" w:space="0" w:color="000000"/>
-              <w:start w:val="single" w:sz="4" w:space="0" w:color="000000"/>
+              <w:left w:val="single" w:sz="4" w:space="0" w:color="000000"/>
               <w:bottom w:val="single" w:sz="4" w:space="0" w:color="000000"/>
-              <w:end w:val="single" w:sz="4" w:space="0" w:color="000000"/>
+              <w:right w:val="single" w:sz="4" w:space="0" w:color="000000"/>
             </w:tcBorders>
           </w:tcPr>
           <w:p>
@@ -6015,9 +6015,9 @@
             <w:gridSpan w:val="7"/>
             <w:tcBorders>
               <w:top w:val="single" w:sz="4" w:space="0" w:color="000000"/>
-              <w:start w:val="single" w:sz="4" w:space="0" w:color="000000"/>
+              <w:left w:val="single" w:sz="4" w:space="0" w:color="000000"/>
               <w:bottom w:val="single" w:sz="4" w:space="0" w:color="000000"/>
-              <w:end w:val="single" w:sz="4" w:space="0" w:color="000000"/>
+              <w:right w:val="single" w:sz="4" w:space="0" w:color="000000"/>
             </w:tcBorders>
           </w:tcPr>
           <w:p>
@@ -6053,9 +6053,9 @@
             <w:gridSpan w:val="3"/>
             <w:tcBorders>
               <w:top w:val="single" w:sz="4" w:space="0" w:color="000000"/>
-              <w:start w:val="single" w:sz="4" w:space="0" w:color="000000"/>
+              <w:left w:val="single" w:sz="4" w:space="0" w:color="000000"/>
               <w:bottom w:val="single" w:sz="4" w:space="0" w:color="000000"/>
-              <w:end w:val="single" w:sz="4" w:space="0" w:color="000000"/>
+              <w:right w:val="single" w:sz="4" w:space="0" w:color="000000"/>
             </w:tcBorders>
           </w:tcPr>
           <w:p>
@@ -6091,9 +6091,9 @@
             <w:gridSpan w:val="3"/>
             <w:tcBorders>
               <w:top w:val="single" w:sz="4" w:space="0" w:color="000000"/>
-              <w:start w:val="single" w:sz="4" w:space="0" w:color="000000"/>
+              <w:left w:val="single" w:sz="4" w:space="0" w:color="000000"/>
               <w:bottom w:val="single" w:sz="4" w:space="0" w:color="000000"/>
-              <w:end w:val="single" w:sz="4" w:space="0" w:color="000000"/>
+              <w:right w:val="single" w:sz="4" w:space="0" w:color="000000"/>
             </w:tcBorders>
           </w:tcPr>
           <w:p>
@@ -6128,9 +6128,9 @@
             <w:tcW w:w="1341" w:type="dxa"/>
             <w:tcBorders>
               <w:top w:val="single" w:sz="4" w:space="0" w:color="000000"/>
-              <w:start w:val="single" w:sz="4" w:space="0" w:color="000000"/>
+              <w:left w:val="single" w:sz="4" w:space="0" w:color="000000"/>
               <w:bottom w:val="single" w:sz="4" w:space="0" w:color="000000"/>
-              <w:end w:val="single" w:sz="4" w:space="0" w:color="000000"/>
+              <w:right w:val="single" w:sz="4" w:space="0" w:color="000000"/>
             </w:tcBorders>
           </w:tcPr>
           <w:p>
@@ -6174,9 +6174,9 @@
             <w:gridSpan w:val="2"/>
             <w:tcBorders>
               <w:top w:val="single" w:sz="4" w:space="0" w:color="000000"/>
-              <w:start w:val="single" w:sz="4" w:space="0" w:color="000000"/>
+              <w:left w:val="single" w:sz="4" w:space="0" w:color="000000"/>
               <w:bottom w:val="single" w:sz="4" w:space="0" w:color="000000"/>
-              <w:end w:val="single" w:sz="4" w:space="0" w:color="000000"/>
+              <w:right w:val="single" w:sz="4" w:space="0" w:color="000000"/>
             </w:tcBorders>
           </w:tcPr>
           <w:p>
@@ -6210,9 +6210,9 @@
             <w:gridSpan w:val="7"/>
             <w:tcBorders>
               <w:top w:val="single" w:sz="4" w:space="0" w:color="000000"/>
-              <w:start w:val="single" w:sz="4" w:space="0" w:color="000000"/>
+              <w:left w:val="single" w:sz="4" w:space="0" w:color="000000"/>
               <w:bottom w:val="single" w:sz="4" w:space="0" w:color="000000"/>
-              <w:end w:val="single" w:sz="4" w:space="0" w:color="000000"/>
+              <w:right w:val="single" w:sz="4" w:space="0" w:color="000000"/>
             </w:tcBorders>
             <w:vAlign w:val="bottom"/>
           </w:tcPr>
@@ -6247,9 +6247,9 @@
             <w:gridSpan w:val="3"/>
             <w:tcBorders>
               <w:top w:val="single" w:sz="4" w:space="0" w:color="000000"/>
-              <w:start w:val="single" w:sz="4" w:space="0" w:color="000000"/>
+              <w:left w:val="single" w:sz="4" w:space="0" w:color="000000"/>
               <w:bottom w:val="single" w:sz="4" w:space="0" w:color="000000"/>
-              <w:end w:val="single" w:sz="4" w:space="0" w:color="000000"/>
+              <w:right w:val="single" w:sz="4" w:space="0" w:color="000000"/>
             </w:tcBorders>
             <w:vAlign w:val="bottom"/>
           </w:tcPr>
@@ -6284,9 +6284,9 @@
             <w:gridSpan w:val="3"/>
             <w:tcBorders>
               <w:top w:val="single" w:sz="4" w:space="0" w:color="000000"/>
-              <w:start w:val="single" w:sz="4" w:space="0" w:color="000000"/>
+              <w:left w:val="single" w:sz="4" w:space="0" w:color="000000"/>
               <w:bottom w:val="single" w:sz="4" w:space="0" w:color="000000"/>
-              <w:end w:val="single" w:sz="4" w:space="0" w:color="000000"/>
+              <w:right w:val="single" w:sz="4" w:space="0" w:color="000000"/>
             </w:tcBorders>
             <w:vAlign w:val="center"/>
           </w:tcPr>
@@ -6322,9 +6322,9 @@
             <w:tcW w:w="1341" w:type="dxa"/>
             <w:tcBorders>
               <w:top w:val="single" w:sz="4" w:space="0" w:color="000000"/>
-              <w:start w:val="single" w:sz="4" w:space="0" w:color="000000"/>
+              <w:left w:val="single" w:sz="4" w:space="0" w:color="000000"/>
               <w:bottom w:val="single" w:sz="4" w:space="0" w:color="000000"/>
-              <w:end w:val="single" w:sz="4" w:space="0" w:color="000000"/>
+              <w:right w:val="single" w:sz="4" w:space="0" w:color="000000"/>
             </w:tcBorders>
             <w:vAlign w:val="center"/>
           </w:tcPr>
@@ -6363,9 +6363,9 @@
             <w:gridSpan w:val="2"/>
             <w:tcBorders>
               <w:top w:val="single" w:sz="4" w:space="0" w:color="000000"/>
-              <w:start w:val="single" w:sz="4" w:space="0" w:color="000000"/>
+              <w:left w:val="single" w:sz="4" w:space="0" w:color="000000"/>
               <w:bottom w:val="single" w:sz="4" w:space="0" w:color="000000"/>
-              <w:end w:val="single" w:sz="4" w:space="0" w:color="000000"/>
+              <w:right w:val="single" w:sz="4" w:space="0" w:color="000000"/>
             </w:tcBorders>
           </w:tcPr>
           <w:p>
@@ -6399,9 +6399,9 @@
             <w:gridSpan w:val="7"/>
             <w:tcBorders>
               <w:top w:val="single" w:sz="4" w:space="0" w:color="000000"/>
-              <w:start w:val="single" w:sz="4" w:space="0" w:color="000000"/>
+              <w:left w:val="single" w:sz="4" w:space="0" w:color="000000"/>
               <w:bottom w:val="single" w:sz="4" w:space="0" w:color="000000"/>
-              <w:end w:val="single" w:sz="4" w:space="0" w:color="000000"/>
+              <w:right w:val="single" w:sz="4" w:space="0" w:color="000000"/>
             </w:tcBorders>
             <w:vAlign w:val="bottom"/>
           </w:tcPr>
@@ -6436,9 +6436,9 @@
             <w:gridSpan w:val="3"/>
             <w:tcBorders>
               <w:top w:val="single" w:sz="4" w:space="0" w:color="000000"/>
-              <w:start w:val="single" w:sz="4" w:space="0" w:color="000000"/>
+              <w:left w:val="single" w:sz="4" w:space="0" w:color="000000"/>
               <w:bottom w:val="single" w:sz="4" w:space="0" w:color="000000"/>
-              <w:end w:val="single" w:sz="4" w:space="0" w:color="000000"/>
+              <w:right w:val="single" w:sz="4" w:space="0" w:color="000000"/>
             </w:tcBorders>
             <w:vAlign w:val="bottom"/>
           </w:tcPr>
@@ -6473,9 +6473,9 @@
             <w:gridSpan w:val="3"/>
             <w:tcBorders>
               <w:top w:val="single" w:sz="4" w:space="0" w:color="000000"/>
-              <w:start w:val="single" w:sz="4" w:space="0" w:color="000000"/>
+              <w:left w:val="single" w:sz="4" w:space="0" w:color="000000"/>
               <w:bottom w:val="single" w:sz="4" w:space="0" w:color="000000"/>
-              <w:end w:val="single" w:sz="4" w:space="0" w:color="000000"/>
+              <w:right w:val="single" w:sz="4" w:space="0" w:color="000000"/>
             </w:tcBorders>
             <w:vAlign w:val="center"/>
           </w:tcPr>
@@ -6511,9 +6511,9 @@
             <w:tcW w:w="1341" w:type="dxa"/>
             <w:tcBorders>
               <w:top w:val="single" w:sz="4" w:space="0" w:color="000000"/>
-              <w:start w:val="single" w:sz="4" w:space="0" w:color="000000"/>
+              <w:left w:val="single" w:sz="4" w:space="0" w:color="000000"/>
               <w:bottom w:val="single" w:sz="4" w:space="0" w:color="000000"/>
-              <w:end w:val="single" w:sz="4" w:space="0" w:color="000000"/>
+              <w:right w:val="single" w:sz="4" w:space="0" w:color="000000"/>
             </w:tcBorders>
             <w:vAlign w:val="center"/>
           </w:tcPr>
@@ -6552,9 +6552,9 @@
             <w:gridSpan w:val="2"/>
             <w:tcBorders>
               <w:top w:val="single" w:sz="4" w:space="0" w:color="000000"/>
-              <w:start w:val="single" w:sz="4" w:space="0" w:color="000000"/>
+              <w:left w:val="single" w:sz="4" w:space="0" w:color="000000"/>
               <w:bottom w:val="single" w:sz="4" w:space="0" w:color="000000"/>
-              <w:end w:val="single" w:sz="4" w:space="0" w:color="000000"/>
+              <w:right w:val="single" w:sz="4" w:space="0" w:color="000000"/>
             </w:tcBorders>
           </w:tcPr>
           <w:p>
@@ -6588,9 +6588,9 @@
             <w:gridSpan w:val="7"/>
             <w:tcBorders>
               <w:top w:val="single" w:sz="4" w:space="0" w:color="000000"/>
-              <w:start w:val="single" w:sz="4" w:space="0" w:color="000000"/>
+              <w:left w:val="single" w:sz="4" w:space="0" w:color="000000"/>
               <w:bottom w:val="single" w:sz="4" w:space="0" w:color="000000"/>
-              <w:end w:val="single" w:sz="4" w:space="0" w:color="000000"/>
+              <w:right w:val="single" w:sz="4" w:space="0" w:color="000000"/>
             </w:tcBorders>
             <w:vAlign w:val="bottom"/>
           </w:tcPr>
@@ -6625,9 +6625,9 @@
             <w:gridSpan w:val="3"/>
             <w:tcBorders>
               <w:top w:val="single" w:sz="4" w:space="0" w:color="000000"/>
-              <w:start w:val="single" w:sz="4" w:space="0" w:color="000000"/>
+              <w:left w:val="single" w:sz="4" w:space="0" w:color="000000"/>
               <w:bottom w:val="single" w:sz="4" w:space="0" w:color="000000"/>
-              <w:end w:val="single" w:sz="4" w:space="0" w:color="000000"/>
+              <w:right w:val="single" w:sz="4" w:space="0" w:color="000000"/>
             </w:tcBorders>
             <w:vAlign w:val="bottom"/>
           </w:tcPr>
@@ -6662,9 +6662,9 @@
             <w:gridSpan w:val="3"/>
             <w:tcBorders>
               <w:top w:val="single" w:sz="4" w:space="0" w:color="000000"/>
-              <w:start w:val="single" w:sz="4" w:space="0" w:color="000000"/>
+              <w:left w:val="single" w:sz="4" w:space="0" w:color="000000"/>
               <w:bottom w:val="single" w:sz="4" w:space="0" w:color="000000"/>
-              <w:end w:val="single" w:sz="4" w:space="0" w:color="000000"/>
+              <w:right w:val="single" w:sz="4" w:space="0" w:color="000000"/>
             </w:tcBorders>
             <w:vAlign w:val="center"/>
           </w:tcPr>
@@ -6700,9 +6700,9 @@
             <w:tcW w:w="1341" w:type="dxa"/>
             <w:tcBorders>
               <w:top w:val="single" w:sz="4" w:space="0" w:color="000000"/>
-              <w:start w:val="single" w:sz="4" w:space="0" w:color="000000"/>
+              <w:left w:val="single" w:sz="4" w:space="0" w:color="000000"/>
               <w:bottom w:val="single" w:sz="4" w:space="0" w:color="000000"/>
-              <w:end w:val="single" w:sz="4" w:space="0" w:color="000000"/>
+              <w:right w:val="single" w:sz="4" w:space="0" w:color="000000"/>
             </w:tcBorders>
             <w:vAlign w:val="center"/>
           </w:tcPr>
@@ -6741,9 +6741,9 @@
             <w:gridSpan w:val="2"/>
             <w:tcBorders>
               <w:top w:val="single" w:sz="4" w:space="0" w:color="000000"/>
-              <w:start w:val="single" w:sz="4" w:space="0" w:color="000000"/>
+              <w:left w:val="single" w:sz="4" w:space="0" w:color="000000"/>
               <w:bottom w:val="single" w:sz="4" w:space="0" w:color="000000"/>
-              <w:end w:val="single" w:sz="4" w:space="0" w:color="000000"/>
+              <w:right w:val="single" w:sz="4" w:space="0" w:color="000000"/>
             </w:tcBorders>
           </w:tcPr>
           <w:p>
@@ -6777,9 +6777,9 @@
             <w:gridSpan w:val="7"/>
             <w:tcBorders>
               <w:top w:val="single" w:sz="4" w:space="0" w:color="000000"/>
-              <w:start w:val="single" w:sz="4" w:space="0" w:color="000000"/>
+              <w:left w:val="single" w:sz="4" w:space="0" w:color="000000"/>
               <w:bottom w:val="single" w:sz="4" w:space="0" w:color="000000"/>
-              <w:end w:val="single" w:sz="4" w:space="0" w:color="000000"/>
+              <w:right w:val="single" w:sz="4" w:space="0" w:color="000000"/>
             </w:tcBorders>
             <w:vAlign w:val="bottom"/>
           </w:tcPr>
@@ -6814,9 +6814,9 @@
             <w:gridSpan w:val="3"/>
             <w:tcBorders>
               <w:top w:val="single" w:sz="4" w:space="0" w:color="000000"/>
-              <w:start w:val="single" w:sz="4" w:space="0" w:color="000000"/>
+              <w:left w:val="single" w:sz="4" w:space="0" w:color="000000"/>
               <w:bottom w:val="single" w:sz="4" w:space="0" w:color="000000"/>
-              <w:end w:val="single" w:sz="4" w:space="0" w:color="000000"/>
+              <w:right w:val="single" w:sz="4" w:space="0" w:color="000000"/>
             </w:tcBorders>
             <w:vAlign w:val="bottom"/>
           </w:tcPr>
@@ -6851,9 +6851,9 @@
             <w:gridSpan w:val="3"/>
             <w:tcBorders>
               <w:top w:val="single" w:sz="4" w:space="0" w:color="000000"/>
-              <w:start w:val="single" w:sz="4" w:space="0" w:color="000000"/>
+              <w:left w:val="single" w:sz="4" w:space="0" w:color="000000"/>
               <w:bottom w:val="single" w:sz="4" w:space="0" w:color="000000"/>
-              <w:end w:val="single" w:sz="4" w:space="0" w:color="000000"/>
+              <w:right w:val="single" w:sz="4" w:space="0" w:color="000000"/>
             </w:tcBorders>
             <w:vAlign w:val="center"/>
           </w:tcPr>
@@ -6889,9 +6889,9 @@
             <w:tcW w:w="1341" w:type="dxa"/>
             <w:tcBorders>
               <w:top w:val="single" w:sz="4" w:space="0" w:color="000000"/>
-              <w:start w:val="single" w:sz="4" w:space="0" w:color="000000"/>
+              <w:left w:val="single" w:sz="4" w:space="0" w:color="000000"/>
               <w:bottom w:val="single" w:sz="4" w:space="0" w:color="000000"/>
-              <w:end w:val="single" w:sz="4" w:space="0" w:color="000000"/>
+              <w:right w:val="single" w:sz="4" w:space="0" w:color="000000"/>
             </w:tcBorders>
             <w:vAlign w:val="center"/>
           </w:tcPr>
@@ -6930,9 +6930,9 @@
             <w:gridSpan w:val="2"/>
             <w:tcBorders>
               <w:top w:val="single" w:sz="4" w:space="0" w:color="000000"/>
-              <w:start w:val="single" w:sz="4" w:space="0" w:color="000000"/>
+              <w:left w:val="single" w:sz="4" w:space="0" w:color="000000"/>
               <w:bottom w:val="single" w:sz="4" w:space="0" w:color="000000"/>
-              <w:end w:val="single" w:sz="4" w:space="0" w:color="000000"/>
+              <w:right w:val="single" w:sz="4" w:space="0" w:color="000000"/>
             </w:tcBorders>
           </w:tcPr>
           <w:p>
@@ -6966,9 +6966,9 @@
             <w:gridSpan w:val="7"/>
             <w:tcBorders>
               <w:top w:val="single" w:sz="4" w:space="0" w:color="000000"/>
-              <w:start w:val="single" w:sz="4" w:space="0" w:color="000000"/>
+              <w:left w:val="single" w:sz="4" w:space="0" w:color="000000"/>
               <w:bottom w:val="single" w:sz="4" w:space="0" w:color="000000"/>
-              <w:end w:val="single" w:sz="4" w:space="0" w:color="000000"/>
+              <w:right w:val="single" w:sz="4" w:space="0" w:color="000000"/>
             </w:tcBorders>
           </w:tcPr>
           <w:p>
@@ -7002,9 +7002,9 @@
             <w:gridSpan w:val="3"/>
             <w:tcBorders>
               <w:top w:val="single" w:sz="4" w:space="0" w:color="000000"/>
-              <w:start w:val="single" w:sz="4" w:space="0" w:color="000000"/>
+              <w:left w:val="single" w:sz="4" w:space="0" w:color="000000"/>
               <w:bottom w:val="single" w:sz="4" w:space="0" w:color="000000"/>
-              <w:end w:val="single" w:sz="4" w:space="0" w:color="000000"/>
+              <w:right w:val="single" w:sz="4" w:space="0" w:color="000000"/>
             </w:tcBorders>
             <w:vAlign w:val="bottom"/>
           </w:tcPr>
@@ -7039,9 +7039,9 @@
             <w:gridSpan w:val="3"/>
             <w:tcBorders>
               <w:top w:val="single" w:sz="4" w:space="0" w:color="000000"/>
-              <w:start w:val="single" w:sz="4" w:space="0" w:color="000000"/>
+              <w:left w:val="single" w:sz="4" w:space="0" w:color="000000"/>
               <w:bottom w:val="single" w:sz="4" w:space="0" w:color="000000"/>
-              <w:end w:val="single" w:sz="4" w:space="0" w:color="000000"/>
+              <w:right w:val="single" w:sz="4" w:space="0" w:color="000000"/>
             </w:tcBorders>
             <w:vAlign w:val="center"/>
           </w:tcPr>
@@ -7077,9 +7077,9 @@
             <w:tcW w:w="1341" w:type="dxa"/>
             <w:tcBorders>
               <w:top w:val="single" w:sz="4" w:space="0" w:color="000000"/>
-              <w:start w:val="single" w:sz="4" w:space="0" w:color="000000"/>
+              <w:left w:val="single" w:sz="4" w:space="0" w:color="000000"/>
               <w:bottom w:val="single" w:sz="4" w:space="0" w:color="000000"/>
-              <w:end w:val="single" w:sz="4" w:space="0" w:color="000000"/>
+              <w:right w:val="single" w:sz="4" w:space="0" w:color="000000"/>
             </w:tcBorders>
             <w:vAlign w:val="center"/>
           </w:tcPr>
@@ -7118,9 +7118,9 @@
             <w:gridSpan w:val="2"/>
             <w:tcBorders>
               <w:top w:val="single" w:sz="4" w:space="0" w:color="000000"/>
-              <w:start w:val="single" w:sz="4" w:space="0" w:color="000000"/>
+              <w:left w:val="single" w:sz="4" w:space="0" w:color="000000"/>
               <w:bottom w:val="single" w:sz="4" w:space="0" w:color="000000"/>
-              <w:end w:val="single" w:sz="4" w:space="0" w:color="000000"/>
+              <w:right w:val="single" w:sz="4" w:space="0" w:color="000000"/>
             </w:tcBorders>
           </w:tcPr>
           <w:p>
@@ -7154,9 +7154,9 @@
             <w:gridSpan w:val="7"/>
             <w:tcBorders>
               <w:top w:val="single" w:sz="4" w:space="0" w:color="000000"/>
-              <w:start w:val="single" w:sz="4" w:space="0" w:color="000000"/>
+              <w:left w:val="single" w:sz="4" w:space="0" w:color="000000"/>
               <w:bottom w:val="single" w:sz="4" w:space="0" w:color="000000"/>
-              <w:end w:val="single" w:sz="4" w:space="0" w:color="000000"/>
+              <w:right w:val="single" w:sz="4" w:space="0" w:color="000000"/>
             </w:tcBorders>
             <w:vAlign w:val="bottom"/>
           </w:tcPr>
@@ -7191,9 +7191,9 @@
             <w:gridSpan w:val="3"/>
             <w:tcBorders>
               <w:top w:val="single" w:sz="4" w:space="0" w:color="000000"/>
-              <w:start w:val="single" w:sz="4" w:space="0" w:color="000000"/>
+              <w:left w:val="single" w:sz="4" w:space="0" w:color="000000"/>
               <w:bottom w:val="single" w:sz="4" w:space="0" w:color="000000"/>
-              <w:end w:val="single" w:sz="4" w:space="0" w:color="000000"/>
+              <w:right w:val="single" w:sz="4" w:space="0" w:color="000000"/>
             </w:tcBorders>
             <w:vAlign w:val="bottom"/>
           </w:tcPr>
@@ -7228,9 +7228,9 @@
             <w:gridSpan w:val="3"/>
             <w:tcBorders>
               <w:top w:val="single" w:sz="4" w:space="0" w:color="000000"/>
-              <w:start w:val="single" w:sz="4" w:space="0" w:color="000000"/>
+              <w:left w:val="single" w:sz="4" w:space="0" w:color="000000"/>
               <w:bottom w:val="single" w:sz="4" w:space="0" w:color="000000"/>
-              <w:end w:val="single" w:sz="4" w:space="0" w:color="000000"/>
+              <w:right w:val="single" w:sz="4" w:space="0" w:color="000000"/>
             </w:tcBorders>
             <w:vAlign w:val="center"/>
           </w:tcPr>
@@ -7266,9 +7266,9 @@
             <w:tcW w:w="1341" w:type="dxa"/>
             <w:tcBorders>
               <w:top w:val="single" w:sz="4" w:space="0" w:color="000000"/>
-              <w:start w:val="single" w:sz="4" w:space="0" w:color="000000"/>
+              <w:left w:val="single" w:sz="4" w:space="0" w:color="000000"/>
               <w:bottom w:val="single" w:sz="4" w:space="0" w:color="000000"/>
-              <w:end w:val="single" w:sz="4" w:space="0" w:color="000000"/>
+              <w:right w:val="single" w:sz="4" w:space="0" w:color="000000"/>
             </w:tcBorders>
             <w:vAlign w:val="center"/>
           </w:tcPr>
@@ -7307,9 +7307,9 @@
             <w:gridSpan w:val="2"/>
             <w:tcBorders>
               <w:top w:val="single" w:sz="4" w:space="0" w:color="000000"/>
-              <w:start w:val="single" w:sz="4" w:space="0" w:color="000000"/>
+              <w:left w:val="single" w:sz="4" w:space="0" w:color="000000"/>
               <w:bottom w:val="single" w:sz="4" w:space="0" w:color="000000"/>
-              <w:end w:val="single" w:sz="4" w:space="0" w:color="000000"/>
+              <w:right w:val="single" w:sz="4" w:space="0" w:color="000000"/>
             </w:tcBorders>
           </w:tcPr>
           <w:p>
@@ -7343,9 +7343,9 @@
             <w:gridSpan w:val="7"/>
             <w:tcBorders>
               <w:top w:val="single" w:sz="4" w:space="0" w:color="000000"/>
-              <w:start w:val="single" w:sz="4" w:space="0" w:color="000000"/>
+              <w:left w:val="single" w:sz="4" w:space="0" w:color="000000"/>
               <w:bottom w:val="single" w:sz="4" w:space="0" w:color="000000"/>
-              <w:end w:val="single" w:sz="4" w:space="0" w:color="000000"/>
+              <w:right w:val="single" w:sz="4" w:space="0" w:color="000000"/>
             </w:tcBorders>
             <w:vAlign w:val="bottom"/>
           </w:tcPr>
@@ -7380,9 +7380,9 @@
             <w:gridSpan w:val="3"/>
             <w:tcBorders>
               <w:top w:val="single" w:sz="4" w:space="0" w:color="000000"/>
-              <w:start w:val="single" w:sz="4" w:space="0" w:color="000000"/>
+              <w:left w:val="single" w:sz="4" w:space="0" w:color="000000"/>
               <w:bottom w:val="single" w:sz="4" w:space="0" w:color="000000"/>
-              <w:end w:val="single" w:sz="4" w:space="0" w:color="000000"/>
+              <w:right w:val="single" w:sz="4" w:space="0" w:color="000000"/>
             </w:tcBorders>
             <w:vAlign w:val="bottom"/>
           </w:tcPr>
@@ -7417,9 +7417,9 @@
             <w:gridSpan w:val="3"/>
             <w:tcBorders>
               <w:top w:val="single" w:sz="4" w:space="0" w:color="000000"/>
-              <w:start w:val="single" w:sz="4" w:space="0" w:color="000000"/>
+              <w:left w:val="single" w:sz="4" w:space="0" w:color="000000"/>
               <w:bottom w:val="single" w:sz="4" w:space="0" w:color="000000"/>
-              <w:end w:val="single" w:sz="4" w:space="0" w:color="000000"/>
+              <w:right w:val="single" w:sz="4" w:space="0" w:color="000000"/>
             </w:tcBorders>
             <w:vAlign w:val="center"/>
           </w:tcPr>
@@ -7455,9 +7455,9 @@
             <w:tcW w:w="1341" w:type="dxa"/>
             <w:tcBorders>
               <w:top w:val="single" w:sz="4" w:space="0" w:color="000000"/>
-              <w:start w:val="single" w:sz="4" w:space="0" w:color="000000"/>
+              <w:left w:val="single" w:sz="4" w:space="0" w:color="000000"/>
               <w:bottom w:val="single" w:sz="4" w:space="0" w:color="000000"/>
-              <w:end w:val="single" w:sz="4" w:space="0" w:color="000000"/>
+              <w:right w:val="single" w:sz="4" w:space="0" w:color="000000"/>
             </w:tcBorders>
             <w:vAlign w:val="center"/>
           </w:tcPr>
@@ -7496,9 +7496,9 @@
             <w:gridSpan w:val="2"/>
             <w:tcBorders>
               <w:top w:val="single" w:sz="4" w:space="0" w:color="000000"/>
-              <w:start w:val="single" w:sz="4" w:space="0" w:color="000000"/>
+              <w:left w:val="single" w:sz="4" w:space="0" w:color="000000"/>
               <w:bottom w:val="single" w:sz="4" w:space="0" w:color="000000"/>
-              <w:end w:val="single" w:sz="4" w:space="0" w:color="000000"/>
+              <w:right w:val="single" w:sz="4" w:space="0" w:color="000000"/>
             </w:tcBorders>
           </w:tcPr>
           <w:p>
@@ -7532,9 +7532,9 @@
             <w:gridSpan w:val="7"/>
             <w:tcBorders>
               <w:top w:val="single" w:sz="4" w:space="0" w:color="000000"/>
-              <w:start w:val="single" w:sz="4" w:space="0" w:color="000000"/>
+              <w:left w:val="single" w:sz="4" w:space="0" w:color="000000"/>
               <w:bottom w:val="single" w:sz="4" w:space="0" w:color="000000"/>
-              <w:end w:val="single" w:sz="4" w:space="0" w:color="000000"/>
+              <w:right w:val="single" w:sz="4" w:space="0" w:color="000000"/>
             </w:tcBorders>
             <w:vAlign w:val="bottom"/>
           </w:tcPr>
@@ -7569,9 +7569,9 @@
             <w:gridSpan w:val="3"/>
             <w:tcBorders>
               <w:top w:val="single" w:sz="4" w:space="0" w:color="000000"/>
-              <w:start w:val="single" w:sz="4" w:space="0" w:color="000000"/>
+              <w:left w:val="single" w:sz="4" w:space="0" w:color="000000"/>
               <w:bottom w:val="single" w:sz="4" w:space="0" w:color="000000"/>
-              <w:end w:val="single" w:sz="4" w:space="0" w:color="000000"/>
+              <w:right w:val="single" w:sz="4" w:space="0" w:color="000000"/>
             </w:tcBorders>
             <w:vAlign w:val="bottom"/>
           </w:tcPr>
@@ -7606,9 +7606,9 @@
             <w:gridSpan w:val="3"/>
             <w:tcBorders>
               <w:top w:val="single" w:sz="4" w:space="0" w:color="000000"/>
-              <w:start w:val="single" w:sz="4" w:space="0" w:color="000000"/>
+              <w:left w:val="single" w:sz="4" w:space="0" w:color="000000"/>
               <w:bottom w:val="single" w:sz="4" w:space="0" w:color="000000"/>
-              <w:end w:val="single" w:sz="4" w:space="0" w:color="000000"/>
+              <w:right w:val="single" w:sz="4" w:space="0" w:color="000000"/>
             </w:tcBorders>
             <w:vAlign w:val="center"/>
           </w:tcPr>
@@ -7644,9 +7644,9 @@
             <w:tcW w:w="1341" w:type="dxa"/>
             <w:tcBorders>
               <w:top w:val="single" w:sz="4" w:space="0" w:color="000000"/>
-              <w:start w:val="single" w:sz="4" w:space="0" w:color="000000"/>
+              <w:left w:val="single" w:sz="4" w:space="0" w:color="000000"/>
               <w:bottom w:val="single" w:sz="4" w:space="0" w:color="000000"/>
-              <w:end w:val="single" w:sz="4" w:space="0" w:color="000000"/>
+              <w:right w:val="single" w:sz="4" w:space="0" w:color="000000"/>
             </w:tcBorders>
             <w:vAlign w:val="bottom"/>
           </w:tcPr>
@@ -7685,9 +7685,9 @@
             <w:gridSpan w:val="2"/>
             <w:tcBorders>
               <w:top w:val="single" w:sz="4" w:space="0" w:color="000000"/>
-              <w:start w:val="single" w:sz="4" w:space="0" w:color="000000"/>
+              <w:left w:val="single" w:sz="4" w:space="0" w:color="000000"/>
               <w:bottom w:val="single" w:sz="4" w:space="0" w:color="000000"/>
-              <w:end w:val="single" w:sz="4" w:space="0" w:color="000000"/>
+              <w:right w:val="single" w:sz="4" w:space="0" w:color="000000"/>
             </w:tcBorders>
           </w:tcPr>
           <w:p>
@@ -7721,9 +7721,9 @@
             <w:gridSpan w:val="7"/>
             <w:tcBorders>
               <w:top w:val="single" w:sz="4" w:space="0" w:color="000000"/>
-              <w:start w:val="single" w:sz="4" w:space="0" w:color="000000"/>
+              <w:left w:val="single" w:sz="4" w:space="0" w:color="000000"/>
               <w:bottom w:val="single" w:sz="4" w:space="0" w:color="000000"/>
-              <w:end w:val="single" w:sz="4" w:space="0" w:color="000000"/>
+              <w:right w:val="single" w:sz="4" w:space="0" w:color="000000"/>
             </w:tcBorders>
             <w:vAlign w:val="bottom"/>
           </w:tcPr>
@@ -7758,9 +7758,9 @@
             <w:gridSpan w:val="3"/>
             <w:tcBorders>
               <w:top w:val="single" w:sz="4" w:space="0" w:color="000000"/>
-              <w:start w:val="single" w:sz="4" w:space="0" w:color="000000"/>
+              <w:left w:val="single" w:sz="4" w:space="0" w:color="000000"/>
               <w:bottom w:val="single" w:sz="4" w:space="0" w:color="000000"/>
-              <w:end w:val="single" w:sz="4" w:space="0" w:color="000000"/>
+              <w:right w:val="single" w:sz="4" w:space="0" w:color="000000"/>
             </w:tcBorders>
             <w:vAlign w:val="bottom"/>
           </w:tcPr>
@@ -7795,9 +7795,9 @@
             <w:gridSpan w:val="3"/>
             <w:tcBorders>
               <w:top w:val="single" w:sz="4" w:space="0" w:color="000000"/>
-              <w:start w:val="single" w:sz="4" w:space="0" w:color="000000"/>
+              <w:left w:val="single" w:sz="4" w:space="0" w:color="000000"/>
               <w:bottom w:val="single" w:sz="4" w:space="0" w:color="000000"/>
-              <w:end w:val="single" w:sz="4" w:space="0" w:color="000000"/>
+              <w:right w:val="single" w:sz="4" w:space="0" w:color="000000"/>
             </w:tcBorders>
             <w:vAlign w:val="center"/>
           </w:tcPr>
@@ -7833,9 +7833,9 @@
             <w:tcW w:w="1341" w:type="dxa"/>
             <w:tcBorders>
               <w:top w:val="single" w:sz="4" w:space="0" w:color="000000"/>
-              <w:start w:val="single" w:sz="4" w:space="0" w:color="000000"/>
+              <w:left w:val="single" w:sz="4" w:space="0" w:color="000000"/>
               <w:bottom w:val="single" w:sz="4" w:space="0" w:color="000000"/>
-              <w:end w:val="single" w:sz="4" w:space="0" w:color="000000"/>
+              <w:right w:val="single" w:sz="4" w:space="0" w:color="000000"/>
             </w:tcBorders>
             <w:vAlign w:val="bottom"/>
           </w:tcPr>
@@ -7874,9 +7874,9 @@
             <w:gridSpan w:val="2"/>
             <w:tcBorders>
               <w:top w:val="single" w:sz="4" w:space="0" w:color="000000"/>
-              <w:start w:val="single" w:sz="4" w:space="0" w:color="000000"/>
+              <w:left w:val="single" w:sz="4" w:space="0" w:color="000000"/>
               <w:bottom w:val="single" w:sz="4" w:space="0" w:color="000000"/>
-              <w:end w:val="single" w:sz="4" w:space="0" w:color="000000"/>
+              <w:right w:val="single" w:sz="4" w:space="0" w:color="000000"/>
             </w:tcBorders>
           </w:tcPr>
           <w:p>
@@ -7910,9 +7910,9 @@
             <w:gridSpan w:val="7"/>
             <w:tcBorders>
               <w:top w:val="single" w:sz="4" w:space="0" w:color="000000"/>
-              <w:start w:val="single" w:sz="4" w:space="0" w:color="000000"/>
+              <w:left w:val="single" w:sz="4" w:space="0" w:color="000000"/>
               <w:bottom w:val="single" w:sz="4" w:space="0" w:color="000000"/>
-              <w:end w:val="single" w:sz="4" w:space="0" w:color="000000"/>
+              <w:right w:val="single" w:sz="4" w:space="0" w:color="000000"/>
             </w:tcBorders>
             <w:vAlign w:val="bottom"/>
           </w:tcPr>
@@ -7947,9 +7947,9 @@
             <w:gridSpan w:val="3"/>
             <w:tcBorders>
               <w:top w:val="single" w:sz="4" w:space="0" w:color="000000"/>
-              <w:start w:val="single" w:sz="4" w:space="0" w:color="000000"/>
+              <w:left w:val="single" w:sz="4" w:space="0" w:color="000000"/>
               <w:bottom w:val="single" w:sz="4" w:space="0" w:color="000000"/>
-              <w:end w:val="single" w:sz="4" w:space="0" w:color="000000"/>
+              <w:right w:val="single" w:sz="4" w:space="0" w:color="000000"/>
             </w:tcBorders>
             <w:vAlign w:val="bottom"/>
           </w:tcPr>
@@ -7984,9 +7984,9 @@
             <w:gridSpan w:val="3"/>
             <w:tcBorders>
               <w:top w:val="single" w:sz="4" w:space="0" w:color="000000"/>
-              <w:start w:val="single" w:sz="4" w:space="0" w:color="000000"/>
+              <w:left w:val="single" w:sz="4" w:space="0" w:color="000000"/>
               <w:bottom w:val="single" w:sz="4" w:space="0" w:color="000000"/>
-              <w:end w:val="single" w:sz="4" w:space="0" w:color="000000"/>
+              <w:right w:val="single" w:sz="4" w:space="0" w:color="000000"/>
             </w:tcBorders>
             <w:vAlign w:val="center"/>
           </w:tcPr>
@@ -8022,9 +8022,9 @@
             <w:tcW w:w="1341" w:type="dxa"/>
             <w:tcBorders>
               <w:top w:val="single" w:sz="4" w:space="0" w:color="000000"/>
-              <w:start w:val="single" w:sz="4" w:space="0" w:color="000000"/>
+              <w:left w:val="single" w:sz="4" w:space="0" w:color="000000"/>
               <w:bottom w:val="single" w:sz="4" w:space="0" w:color="000000"/>
-              <w:end w:val="single" w:sz="4" w:space="0" w:color="000000"/>
+              <w:right w:val="single" w:sz="4" w:space="0" w:color="000000"/>
             </w:tcBorders>
             <w:vAlign w:val="bottom"/>
           </w:tcPr>
@@ -8063,9 +8063,9 @@
             <w:gridSpan w:val="2"/>
             <w:tcBorders>
               <w:top w:val="single" w:sz="4" w:space="0" w:color="000000"/>
-              <w:start w:val="single" w:sz="4" w:space="0" w:color="000000"/>
+              <w:left w:val="single" w:sz="4" w:space="0" w:color="000000"/>
               <w:bottom w:val="single" w:sz="4" w:space="0" w:color="000000"/>
-              <w:end w:val="single" w:sz="4" w:space="0" w:color="000000"/>
+              <w:right w:val="single" w:sz="4" w:space="0" w:color="000000"/>
             </w:tcBorders>
           </w:tcPr>
           <w:p>
@@ -8099,9 +8099,9 @@
             <w:gridSpan w:val="7"/>
             <w:tcBorders>
               <w:top w:val="single" w:sz="4" w:space="0" w:color="000000"/>
-              <w:start w:val="single" w:sz="4" w:space="0" w:color="000000"/>
+              <w:left w:val="single" w:sz="4" w:space="0" w:color="000000"/>
               <w:bottom w:val="single" w:sz="4" w:space="0" w:color="000000"/>
-              <w:end w:val="single" w:sz="4" w:space="0" w:color="000000"/>
+              <w:right w:val="single" w:sz="4" w:space="0" w:color="000000"/>
             </w:tcBorders>
             <w:vAlign w:val="bottom"/>
           </w:tcPr>
@@ -8136,9 +8136,9 @@
             <w:gridSpan w:val="3"/>
             <w:tcBorders>
               <w:top w:val="single" w:sz="4" w:space="0" w:color="000000"/>
-              <w:start w:val="single" w:sz="4" w:space="0" w:color="000000"/>
+              <w:left w:val="single" w:sz="4" w:space="0" w:color="000000"/>
               <w:bottom w:val="single" w:sz="4" w:space="0" w:color="000000"/>
-              <w:end w:val="single" w:sz="4" w:space="0" w:color="000000"/>
+              <w:right w:val="single" w:sz="4" w:space="0" w:color="000000"/>
             </w:tcBorders>
             <w:vAlign w:val="bottom"/>
           </w:tcPr>
@@ -8173,9 +8173,9 @@
             <w:gridSpan w:val="3"/>
             <w:tcBorders>
               <w:top w:val="single" w:sz="4" w:space="0" w:color="000000"/>
-              <w:start w:val="single" w:sz="4" w:space="0" w:color="000000"/>
+              <w:left w:val="single" w:sz="4" w:space="0" w:color="000000"/>
               <w:bottom w:val="single" w:sz="4" w:space="0" w:color="000000"/>
-              <w:end w:val="single" w:sz="4" w:space="0" w:color="000000"/>
+              <w:right w:val="single" w:sz="4" w:space="0" w:color="000000"/>
             </w:tcBorders>
             <w:vAlign w:val="center"/>
           </w:tcPr>
@@ -8211,9 +8211,9 @@
             <w:tcW w:w="1341" w:type="dxa"/>
             <w:tcBorders>
               <w:top w:val="single" w:sz="4" w:space="0" w:color="000000"/>
-              <w:start w:val="single" w:sz="4" w:space="0" w:color="000000"/>
+              <w:left w:val="single" w:sz="4" w:space="0" w:color="000000"/>
               <w:bottom w:val="single" w:sz="4" w:space="0" w:color="000000"/>
-              <w:end w:val="single" w:sz="4" w:space="0" w:color="000000"/>
+              <w:right w:val="single" w:sz="4" w:space="0" w:color="000000"/>
             </w:tcBorders>
             <w:vAlign w:val="bottom"/>
           </w:tcPr>
@@ -8362,9 +8362,9 @@
             </w:tcBorders>
             <w:tcMar>
               <w:top w:w="55" w:type="dxa"/>
-              <w:start w:w="55" w:type="dxa"/>
+              <w:left w:w="55" w:type="dxa"/>
               <w:bottom w:w="55" w:type="dxa"/>
-              <w:end w:w="55" w:type="dxa"/>
+              <w:right w:w="55" w:type="dxa"/>
             </w:tcMar>
             <w:vAlign w:val="bottom"/>
           </w:tcPr>
@@ -8407,9 +8407,9 @@
             </w:tcBorders>
             <w:tcMar>
               <w:top w:w="55" w:type="dxa"/>
-              <w:start w:w="55" w:type="dxa"/>
+              <w:left w:w="55" w:type="dxa"/>
               <w:bottom w:w="55" w:type="dxa"/>
-              <w:end w:w="55" w:type="dxa"/>
+              <w:right w:w="55" w:type="dxa"/>
             </w:tcMar>
             <w:vAlign w:val="bottom"/>
           </w:tcPr>
@@ -8452,9 +8452,9 @@
             </w:tcBorders>
             <w:tcMar>
               <w:top w:w="55" w:type="dxa"/>
-              <w:start w:w="55" w:type="dxa"/>
+              <w:left w:w="55" w:type="dxa"/>
               <w:bottom w:w="55" w:type="dxa"/>
-              <w:end w:w="55" w:type="dxa"/>
+              <w:right w:w="55" w:type="dxa"/>
             </w:tcMar>
             <w:vAlign w:val="bottom"/>
           </w:tcPr>
@@ -8723,14 +8723,14 @@
     <w:tbl>
       <w:tblPr>
         <w:tblW w:w="5000" w:type="pct"/>
-        <w:jc w:val="start"/>
-        <w:tblInd w:w="55" w:type="dxa"/>
+        <w:jc w:val="left"/>
+        <w:tblInd w:w="110" w:type="dxa"/>
         <w:tblLayout w:type="fixed"/>
         <w:tblCellMar>
           <w:top w:w="55" w:type="dxa"/>
-          <w:start w:w="55" w:type="dxa"/>
+          <w:left w:w="55" w:type="dxa"/>
           <w:bottom w:w="55" w:type="dxa"/>
-          <w:end w:w="55" w:type="dxa"/>
+          <w:right w:w="55" w:type="dxa"/>
         </w:tblCellMar>
         <w:tblLook w:noHBand="0" w:noVBand="1" w:firstColumn="1" w:lastRow="0" w:lastColumn="0" w:firstRow="1" w:val="04a0"/>
       </w:tblPr>
@@ -8782,7 +8782,7 @@
         <w:pStyle w:val="Normal"/>
         <w:suppressAutoHyphens w:val="true"/>
         <w:spacing w:before="0" w:after="0"/>
-        <w:ind w:hanging="180" w:start="180"/>
+        <w:ind w:hanging="180" w:left="180"/>
         <w:jc w:val="center"/>
         <w:rPr>
           <w:rFonts w:eastAsia="Times New Roman" w:cs="Times New Roman"/>
@@ -10264,14 +10264,14 @@
     <w:tbl>
       <w:tblPr>
         <w:tblW w:w="5000" w:type="pct"/>
-        <w:jc w:val="start"/>
-        <w:tblInd w:w="0" w:type="dxa"/>
+        <w:jc w:val="left"/>
+        <w:tblInd w:w="113" w:type="dxa"/>
         <w:tblLayout w:type="fixed"/>
         <w:tblCellMar>
           <w:top w:w="0" w:type="dxa"/>
-          <w:start w:w="108" w:type="dxa"/>
+          <w:left w:w="108" w:type="dxa"/>
           <w:bottom w:w="0" w:type="dxa"/>
-          <w:end w:w="108" w:type="dxa"/>
+          <w:right w:w="108" w:type="dxa"/>
         </w:tblCellMar>
         <w:tblLook w:noHBand="0" w:noVBand="1" w:firstColumn="1" w:lastRow="0" w:lastColumn="0" w:firstRow="1" w:val="04a0"/>
       </w:tblPr>
@@ -10286,9 +10286,9 @@
             <w:tcW w:w="5385" w:type="dxa"/>
             <w:tcBorders>
               <w:top w:val="single" w:sz="4" w:space="0" w:color="000000"/>
-              <w:start w:val="single" w:sz="4" w:space="0" w:color="000000"/>
+              <w:left w:val="single" w:sz="4" w:space="0" w:color="000000"/>
               <w:bottom w:val="single" w:sz="4" w:space="0" w:color="000000"/>
-              <w:end w:val="single" w:sz="4" w:space="0" w:color="000000"/>
+              <w:right w:val="single" w:sz="4" w:space="0" w:color="000000"/>
             </w:tcBorders>
           </w:tcPr>
           <w:p>
@@ -10325,9 +10325,9 @@
             <w:tcW w:w="5387" w:type="dxa"/>
             <w:tcBorders>
               <w:top w:val="single" w:sz="4" w:space="0" w:color="000000"/>
-              <w:start w:val="single" w:sz="4" w:space="0" w:color="000000"/>
+              <w:left w:val="single" w:sz="4" w:space="0" w:color="000000"/>
               <w:bottom w:val="single" w:sz="4" w:space="0" w:color="000000"/>
-              <w:end w:val="single" w:sz="4" w:space="0" w:color="000000"/>
+              <w:right w:val="single" w:sz="4" w:space="0" w:color="000000"/>
             </w:tcBorders>
             <w:tcMar>
               <w:top w:w="55" w:type="dxa"/>
@@ -10374,9 +10374,9 @@
             <w:tcW w:w="5385" w:type="dxa"/>
             <w:tcBorders>
               <w:top w:val="single" w:sz="4" w:space="0" w:color="000000"/>
-              <w:start w:val="single" w:sz="4" w:space="0" w:color="000000"/>
+              <w:left w:val="single" w:sz="4" w:space="0" w:color="000000"/>
               <w:bottom w:val="single" w:sz="4" w:space="0" w:color="000000"/>
-              <w:end w:val="single" w:sz="4" w:space="0" w:color="000000"/>
+              <w:right w:val="single" w:sz="4" w:space="0" w:color="000000"/>
             </w:tcBorders>
           </w:tcPr>
           <w:p>
@@ -10697,9 +10697,9 @@
           <w:tcPr>
             <w:tcW w:w="5387" w:type="dxa"/>
             <w:tcBorders>
-              <w:start w:val="single" w:sz="4" w:space="0" w:color="000000"/>
+              <w:left w:val="single" w:sz="4" w:space="0" w:color="000000"/>
               <w:bottom w:val="single" w:sz="4" w:space="0" w:color="000000"/>
-              <w:end w:val="single" w:sz="4" w:space="0" w:color="000000"/>
+              <w:right w:val="single" w:sz="4" w:space="0" w:color="000000"/>
             </w:tcBorders>
             <w:tcMar>
               <w:top w:w="55" w:type="dxa"/>
@@ -10709,28 +10709,28 @@
           <w:tbl>
             <w:tblPr>
               <w:tblW w:w="5000" w:type="pct"/>
-              <w:jc w:val="start"/>
+              <w:jc w:val="left"/>
               <w:tblInd w:w="0" w:type="dxa"/>
               <w:tblLayout w:type="fixed"/>
               <w:tblCellMar>
                 <w:top w:w="0" w:type="dxa"/>
-                <w:start w:w="0" w:type="dxa"/>
+                <w:left w:w="0" w:type="dxa"/>
                 <w:bottom w:w="0" w:type="dxa"/>
-                <w:end w:w="0" w:type="dxa"/>
+                <w:right w:w="0" w:type="dxa"/>
               </w:tblCellMar>
               <w:tblLook w:noHBand="0" w:noVBand="1" w:firstColumn="1" w:lastRow="0" w:lastColumn="0" w:firstRow="1" w:val="04a0"/>
             </w:tblPr>
             <w:tblGrid>
-              <w:gridCol w:w="764"/>
+              <w:gridCol w:w="763"/>
               <w:gridCol w:w="1017"/>
-              <w:gridCol w:w="804"/>
+              <w:gridCol w:w="805"/>
               <w:gridCol w:w="2586"/>
             </w:tblGrid>
             <w:tr>
               <w:trPr/>
               <w:tc>
                 <w:tcPr>
-                  <w:tcW w:w="764" w:type="dxa"/>
+                  <w:tcW w:w="763" w:type="dxa"/>
                   <w:tcBorders/>
                 </w:tcPr>
                 <w:p>
@@ -10762,7 +10762,7 @@
               </w:tc>
               <w:tc>
                 <w:tcPr>
-                  <w:tcW w:w="4407" w:type="dxa"/>
+                  <w:tcW w:w="4408" w:type="dxa"/>
                   <w:gridSpan w:val="3"/>
                   <w:tcBorders/>
                 </w:tcPr>
@@ -10842,7 +10842,7 @@
               <w:trPr/>
               <w:tc>
                 <w:tcPr>
-                  <w:tcW w:w="1781" w:type="dxa"/>
+                  <w:tcW w:w="1780" w:type="dxa"/>
                   <w:gridSpan w:val="2"/>
                   <w:tcBorders/>
                 </w:tcPr>
@@ -10875,7 +10875,7 @@
               </w:tc>
               <w:tc>
                 <w:tcPr>
-                  <w:tcW w:w="3390" w:type="dxa"/>
+                  <w:tcW w:w="3391" w:type="dxa"/>
                   <w:gridSpan w:val="2"/>
                   <w:tcBorders/>
                 </w:tcPr>
@@ -11366,9 +11366,9 @@
             <w:tcW w:w="5385" w:type="dxa"/>
             <w:tcBorders>
               <w:top w:val="single" w:sz="4" w:space="0" w:color="000000"/>
-              <w:start w:val="single" w:sz="4" w:space="0" w:color="000000"/>
+              <w:left w:val="single" w:sz="4" w:space="0" w:color="000000"/>
               <w:bottom w:val="single" w:sz="4" w:space="0" w:color="000000"/>
-              <w:end w:val="single" w:sz="4" w:space="0" w:color="000000"/>
+              <w:right w:val="single" w:sz="4" w:space="0" w:color="000000"/>
             </w:tcBorders>
           </w:tcPr>
           <w:p>
@@ -11407,9 +11407,9 @@
             <w:tcW w:w="5387" w:type="dxa"/>
             <w:tcBorders>
               <w:top w:val="single" w:sz="4" w:space="0" w:color="000000"/>
-              <w:start w:val="single" w:sz="4" w:space="0" w:color="000000"/>
+              <w:left w:val="single" w:sz="4" w:space="0" w:color="000000"/>
               <w:bottom w:val="single" w:sz="4" w:space="0" w:color="000000"/>
-              <w:end w:val="single" w:sz="4" w:space="0" w:color="000000"/>
+              <w:right w:val="single" w:sz="4" w:space="0" w:color="000000"/>
             </w:tcBorders>
           </w:tcPr>
           <w:p>
@@ -11634,31 +11634,31 @@
     <w:tbl>
       <w:tblPr>
         <w:tblW w:w="5000" w:type="pct"/>
-        <w:jc w:val="start"/>
-        <w:tblInd w:w="0" w:type="dxa"/>
+        <w:jc w:val="left"/>
+        <w:tblInd w:w="30" w:type="dxa"/>
         <w:tblLayout w:type="fixed"/>
         <w:tblCellMar>
           <w:top w:w="0" w:type="dxa"/>
-          <w:start w:w="30" w:type="dxa"/>
+          <w:left w:w="30" w:type="dxa"/>
           <w:bottom w:w="0" w:type="dxa"/>
-          <w:end w:w="30" w:type="dxa"/>
+          <w:right w:w="30" w:type="dxa"/>
         </w:tblCellMar>
         <w:tblLook w:noHBand="0" w:noVBand="1" w:firstColumn="1" w:lastRow="0" w:lastColumn="0" w:firstRow="1" w:val="04a0"/>
       </w:tblPr>
       <w:tblGrid>
         <w:gridCol w:w="1217"/>
-        <w:gridCol w:w="1375"/>
-        <w:gridCol w:w="847"/>
+        <w:gridCol w:w="1374"/>
+        <w:gridCol w:w="848"/>
         <w:gridCol w:w="293"/>
         <w:gridCol w:w="96"/>
         <w:gridCol w:w="1238"/>
-        <w:gridCol w:w="1028"/>
-        <w:gridCol w:w="108"/>
-        <w:gridCol w:w="1245"/>
+        <w:gridCol w:w="1027"/>
+        <w:gridCol w:w="109"/>
+        <w:gridCol w:w="1244"/>
         <w:gridCol w:w="1189"/>
-        <w:gridCol w:w="1194"/>
-        <w:gridCol w:w="857"/>
-        <w:gridCol w:w="85"/>
+        <w:gridCol w:w="1195"/>
+        <w:gridCol w:w="856"/>
+        <w:gridCol w:w="86"/>
       </w:tblGrid>
       <w:tr>
         <w:trPr>
@@ -11835,17 +11835,7 @@
                 <w:lang w:val="en-US" w:eastAsia="zh-CN" w:bidi="hi-IN"/>
                 <w14:ligatures w14:val="none"/>
               </w:rPr>
-              <w:t>TYPE</w:t>
-            </w:r>
-            <w:r>
-              <w:rPr>
-                <w:rFonts w:eastAsia="Noto Serif CJK SC" w:cs="Noto Sans Devanagari"/>
-                <w:b/>
-                <w:szCs w:val="28"/>
-                <w:lang w:val="en-US" w:eastAsia="zh-CN" w:bidi="hi-IN"/>
-                <w14:ligatures w14:val="none"/>
-              </w:rPr>
-              <w:t>_CONCL</w:t>
+              <w:t>TYPE_CONCL</w:t>
             </w:r>
             <w:r>
               <w:rPr>
@@ -11869,7 +11859,7 @@
         </w:trPr>
         <w:tc>
           <w:tcPr>
-            <w:tcW w:w="2592" w:type="dxa"/>
+            <w:tcW w:w="2591" w:type="dxa"/>
             <w:gridSpan w:val="2"/>
             <w:tcBorders/>
             <w:vAlign w:val="bottom"/>
@@ -11910,7 +11900,7 @@
         </w:tc>
         <w:tc>
           <w:tcPr>
-            <w:tcW w:w="8180" w:type="dxa"/>
+            <w:tcW w:w="8181" w:type="dxa"/>
             <w:gridSpan w:val="11"/>
             <w:tcBorders/>
           </w:tcPr>
@@ -11982,7 +11972,7 @@
         </w:trPr>
         <w:tc>
           <w:tcPr>
-            <w:tcW w:w="2592" w:type="dxa"/>
+            <w:tcW w:w="2591" w:type="dxa"/>
             <w:gridSpan w:val="2"/>
             <w:tcBorders/>
             <w:vAlign w:val="bottom"/>
@@ -12055,7 +12045,7 @@
         </w:tc>
         <w:tc>
           <w:tcPr>
-            <w:tcW w:w="4678" w:type="dxa"/>
+            <w:tcW w:w="4679" w:type="dxa"/>
             <w:gridSpan w:val="6"/>
             <w:tcBorders/>
             <w:vAlign w:val="bottom"/>
@@ -12524,7 +12514,7 @@
         </w:trPr>
         <w:tc>
           <w:tcPr>
-            <w:tcW w:w="2592" w:type="dxa"/>
+            <w:tcW w:w="2591" w:type="dxa"/>
             <w:gridSpan w:val="2"/>
             <w:tcBorders/>
           </w:tcPr>
@@ -12563,7 +12553,7 @@
         </w:tc>
         <w:tc>
           <w:tcPr>
-            <w:tcW w:w="8180" w:type="dxa"/>
+            <w:tcW w:w="8181" w:type="dxa"/>
             <w:gridSpan w:val="11"/>
             <w:tcBorders/>
           </w:tcPr>
@@ -12805,7 +12795,7 @@
         </w:trPr>
         <w:tc>
           <w:tcPr>
-            <w:tcW w:w="10687" w:type="dxa"/>
+            <w:tcW w:w="10686" w:type="dxa"/>
             <w:gridSpan w:val="12"/>
             <w:tcBorders/>
             <w:vAlign w:val="center"/>
@@ -12834,7 +12824,7 @@
         </w:tc>
         <w:tc>
           <w:tcPr>
-            <w:tcW w:w="85" w:type="dxa"/>
+            <w:tcW w:w="86" w:type="dxa"/>
             <w:tcBorders/>
             <w:vAlign w:val="bottom"/>
           </w:tcPr>
@@ -12867,7 +12857,7 @@
         </w:trPr>
         <w:tc>
           <w:tcPr>
-            <w:tcW w:w="2592" w:type="dxa"/>
+            <w:tcW w:w="2591" w:type="dxa"/>
             <w:gridSpan w:val="2"/>
             <w:tcBorders/>
             <w:vAlign w:val="center"/>
@@ -12925,10 +12915,10 @@
         </w:tc>
         <w:tc>
           <w:tcPr>
-            <w:tcW w:w="1140" w:type="dxa"/>
+            <w:tcW w:w="1141" w:type="dxa"/>
             <w:gridSpan w:val="2"/>
             <w:tcBorders>
-              <w:end w:val="single" w:sz="4" w:space="0" w:color="000000"/>
+              <w:right w:val="single" w:sz="4" w:space="0" w:color="000000"/>
             </w:tcBorders>
             <w:vAlign w:val="center"/>
           </w:tcPr>
@@ -12960,9 +12950,9 @@
             <w:gridSpan w:val="2"/>
             <w:tcBorders>
               <w:top w:val="single" w:sz="4" w:space="0" w:color="000000"/>
-              <w:start w:val="single" w:sz="4" w:space="0" w:color="000000"/>
+              <w:left w:val="single" w:sz="4" w:space="0" w:color="000000"/>
               <w:bottom w:val="single" w:sz="4" w:space="0" w:color="000000"/>
-              <w:end w:val="single" w:sz="4" w:space="0" w:color="000000"/>
+              <w:right w:val="single" w:sz="4" w:space="0" w:color="000000"/>
             </w:tcBorders>
             <w:vAlign w:val="center"/>
           </w:tcPr>
@@ -12992,10 +12982,10 @@
         </w:tc>
         <w:tc>
           <w:tcPr>
-            <w:tcW w:w="1028" w:type="dxa"/>
+            <w:tcW w:w="1027" w:type="dxa"/>
             <w:tcBorders>
-              <w:start w:val="single" w:sz="4" w:space="0" w:color="000000"/>
-              <w:end w:val="single" w:sz="4" w:space="0" w:color="000000"/>
+              <w:left w:val="single" w:sz="4" w:space="0" w:color="000000"/>
+              <w:right w:val="single" w:sz="4" w:space="0" w:color="000000"/>
             </w:tcBorders>
             <w:vAlign w:val="center"/>
           </w:tcPr>
@@ -13027,9 +13017,9 @@
             <w:gridSpan w:val="2"/>
             <w:tcBorders>
               <w:top w:val="single" w:sz="4" w:space="0" w:color="000000"/>
-              <w:start w:val="single" w:sz="4" w:space="0" w:color="000000"/>
+              <w:left w:val="single" w:sz="4" w:space="0" w:color="000000"/>
               <w:bottom w:val="single" w:sz="4" w:space="0" w:color="000000"/>
-              <w:end w:val="single" w:sz="4" w:space="0" w:color="000000"/>
+              <w:right w:val="single" w:sz="4" w:space="0" w:color="000000"/>
             </w:tcBorders>
             <w:vAlign w:val="center"/>
           </w:tcPr>
@@ -13061,8 +13051,8 @@
           <w:tcPr>
             <w:tcW w:w="1189" w:type="dxa"/>
             <w:tcBorders>
-              <w:start w:val="single" w:sz="4" w:space="0" w:color="000000"/>
-              <w:end w:val="single" w:sz="4" w:space="0" w:color="000000"/>
+              <w:left w:val="single" w:sz="4" w:space="0" w:color="000000"/>
+              <w:right w:val="single" w:sz="4" w:space="0" w:color="000000"/>
             </w:tcBorders>
             <w:vAlign w:val="center"/>
           </w:tcPr>
@@ -13090,12 +13080,12 @@
         </w:tc>
         <w:tc>
           <w:tcPr>
-            <w:tcW w:w="1194" w:type="dxa"/>
+            <w:tcW w:w="1195" w:type="dxa"/>
             <w:tcBorders>
               <w:top w:val="single" w:sz="4" w:space="0" w:color="000000"/>
-              <w:start w:val="single" w:sz="4" w:space="0" w:color="000000"/>
+              <w:left w:val="single" w:sz="4" w:space="0" w:color="000000"/>
               <w:bottom w:val="single" w:sz="4" w:space="0" w:color="000000"/>
-              <w:end w:val="single" w:sz="4" w:space="0" w:color="000000"/>
+              <w:right w:val="single" w:sz="4" w:space="0" w:color="000000"/>
             </w:tcBorders>
             <w:vAlign w:val="center"/>
           </w:tcPr>
@@ -13125,9 +13115,9 @@
         </w:tc>
         <w:tc>
           <w:tcPr>
-            <w:tcW w:w="857" w:type="dxa"/>
+            <w:tcW w:w="856" w:type="dxa"/>
             <w:tcBorders>
-              <w:start w:val="single" w:sz="4" w:space="0" w:color="000000"/>
+              <w:left w:val="single" w:sz="4" w:space="0" w:color="000000"/>
             </w:tcBorders>
             <w:vAlign w:val="center"/>
           </w:tcPr>
@@ -13155,7 +13145,7 @@
         </w:tc>
         <w:tc>
           <w:tcPr>
-            <w:tcW w:w="85" w:type="dxa"/>
+            <w:tcW w:w="86" w:type="dxa"/>
             <w:tcBorders/>
             <w:vAlign w:val="bottom"/>
           </w:tcPr>
@@ -13188,7 +13178,7 @@
         </w:trPr>
         <w:tc>
           <w:tcPr>
-            <w:tcW w:w="2592" w:type="dxa"/>
+            <w:tcW w:w="2591" w:type="dxa"/>
             <w:gridSpan w:val="2"/>
             <w:tcBorders/>
             <w:vAlign w:val="bottom"/>
@@ -13248,7 +13238,7 @@
         </w:tc>
         <w:tc>
           <w:tcPr>
-            <w:tcW w:w="85" w:type="dxa"/>
+            <w:tcW w:w="86" w:type="dxa"/>
             <w:tcBorders/>
             <w:vAlign w:val="bottom"/>
           </w:tcPr>
@@ -13309,7 +13299,7 @@
         </w:tc>
         <w:tc>
           <w:tcPr>
-            <w:tcW w:w="1375" w:type="dxa"/>
+            <w:tcW w:w="1374" w:type="dxa"/>
             <w:tcBorders/>
             <w:vAlign w:val="bottom"/>
           </w:tcPr>
@@ -13337,7 +13327,7 @@
         </w:tc>
         <w:tc>
           <w:tcPr>
-            <w:tcW w:w="1140" w:type="dxa"/>
+            <w:tcW w:w="1141" w:type="dxa"/>
             <w:gridSpan w:val="2"/>
             <w:tcBorders/>
             <w:vAlign w:val="bottom"/>
@@ -13395,7 +13385,7 @@
         </w:tc>
         <w:tc>
           <w:tcPr>
-            <w:tcW w:w="1028" w:type="dxa"/>
+            <w:tcW w:w="1027" w:type="dxa"/>
             <w:tcBorders/>
             <w:vAlign w:val="bottom"/>
           </w:tcPr>
@@ -13480,7 +13470,7 @@
         </w:tc>
         <w:tc>
           <w:tcPr>
-            <w:tcW w:w="1194" w:type="dxa"/>
+            <w:tcW w:w="1195" w:type="dxa"/>
             <w:tcBorders/>
             <w:vAlign w:val="bottom"/>
           </w:tcPr>
@@ -13510,7 +13500,7 @@
         </w:tc>
         <w:tc>
           <w:tcPr>
-            <w:tcW w:w="857" w:type="dxa"/>
+            <w:tcW w:w="856" w:type="dxa"/>
             <w:tcBorders/>
             <w:vAlign w:val="bottom"/>
           </w:tcPr>
@@ -13540,7 +13530,7 @@
         </w:tc>
         <w:tc>
           <w:tcPr>
-            <w:tcW w:w="85" w:type="dxa"/>
+            <w:tcW w:w="86" w:type="dxa"/>
             <w:tcBorders/>
             <w:vAlign w:val="bottom"/>
           </w:tcPr>
@@ -13645,7 +13635,7 @@
         </w:tc>
         <w:tc>
           <w:tcPr>
-            <w:tcW w:w="2381" w:type="dxa"/>
+            <w:tcW w:w="2380" w:type="dxa"/>
             <w:gridSpan w:val="3"/>
             <w:tcBorders>
               <w:bottom w:val="single" w:sz="4" w:space="0" w:color="000000"/>
@@ -13728,7 +13718,7 @@
         </w:tc>
         <w:tc>
           <w:tcPr>
-            <w:tcW w:w="85" w:type="dxa"/>
+            <w:tcW w:w="86" w:type="dxa"/>
             <w:tcBorders/>
             <w:vAlign w:val="bottom"/>
           </w:tcPr>
@@ -13789,7 +13779,7 @@
         </w:tc>
         <w:tc>
           <w:tcPr>
-            <w:tcW w:w="1375" w:type="dxa"/>
+            <w:tcW w:w="1374" w:type="dxa"/>
             <w:tcBorders/>
             <w:vAlign w:val="bottom"/>
           </w:tcPr>
@@ -13817,7 +13807,7 @@
         </w:tc>
         <w:tc>
           <w:tcPr>
-            <w:tcW w:w="1140" w:type="dxa"/>
+            <w:tcW w:w="1141" w:type="dxa"/>
             <w:gridSpan w:val="2"/>
             <w:tcBorders/>
             <w:vAlign w:val="bottom"/>
@@ -13875,7 +13865,7 @@
         </w:tc>
         <w:tc>
           <w:tcPr>
-            <w:tcW w:w="1028" w:type="dxa"/>
+            <w:tcW w:w="1027" w:type="dxa"/>
             <w:tcBorders/>
             <w:vAlign w:val="bottom"/>
           </w:tcPr>
@@ -13960,7 +13950,7 @@
         </w:tc>
         <w:tc>
           <w:tcPr>
-            <w:tcW w:w="1194" w:type="dxa"/>
+            <w:tcW w:w="1195" w:type="dxa"/>
             <w:tcBorders/>
             <w:vAlign w:val="bottom"/>
           </w:tcPr>
@@ -13988,7 +13978,7 @@
         </w:tc>
         <w:tc>
           <w:tcPr>
-            <w:tcW w:w="857" w:type="dxa"/>
+            <w:tcW w:w="856" w:type="dxa"/>
             <w:tcBorders/>
             <w:vAlign w:val="bottom"/>
           </w:tcPr>
@@ -14016,7 +14006,7 @@
         </w:tc>
         <w:tc>
           <w:tcPr>
-            <w:tcW w:w="85" w:type="dxa"/>
+            <w:tcW w:w="86" w:type="dxa"/>
             <w:tcBorders/>
             <w:vAlign w:val="bottom"/>
           </w:tcPr>
@@ -14077,7 +14067,7 @@
         </w:tc>
         <w:tc>
           <w:tcPr>
-            <w:tcW w:w="1375" w:type="dxa"/>
+            <w:tcW w:w="1374" w:type="dxa"/>
             <w:tcBorders/>
             <w:vAlign w:val="bottom"/>
           </w:tcPr>
@@ -14105,7 +14095,7 @@
         </w:tc>
         <w:tc>
           <w:tcPr>
-            <w:tcW w:w="1140" w:type="dxa"/>
+            <w:tcW w:w="1141" w:type="dxa"/>
             <w:gridSpan w:val="2"/>
             <w:tcBorders/>
             <w:vAlign w:val="bottom"/>
@@ -14163,7 +14153,7 @@
         </w:tc>
         <w:tc>
           <w:tcPr>
-            <w:tcW w:w="1028" w:type="dxa"/>
+            <w:tcW w:w="1027" w:type="dxa"/>
             <w:tcBorders/>
             <w:vAlign w:val="center"/>
           </w:tcPr>
@@ -14248,7 +14238,7 @@
         </w:tc>
         <w:tc>
           <w:tcPr>
-            <w:tcW w:w="1194" w:type="dxa"/>
+            <w:tcW w:w="1195" w:type="dxa"/>
             <w:tcBorders/>
             <w:vAlign w:val="bottom"/>
           </w:tcPr>
@@ -14276,7 +14266,7 @@
         </w:tc>
         <w:tc>
           <w:tcPr>
-            <w:tcW w:w="857" w:type="dxa"/>
+            <w:tcW w:w="856" w:type="dxa"/>
             <w:tcBorders/>
             <w:vAlign w:val="bottom"/>
           </w:tcPr>
@@ -14304,7 +14294,7 @@
         </w:tc>
         <w:tc>
           <w:tcPr>
-            <w:tcW w:w="85" w:type="dxa"/>
+            <w:tcW w:w="86" w:type="dxa"/>
             <w:tcBorders/>
             <w:vAlign w:val="bottom"/>
           </w:tcPr>
@@ -14365,7 +14355,7 @@
         </w:tc>
         <w:tc>
           <w:tcPr>
-            <w:tcW w:w="1375" w:type="dxa"/>
+            <w:tcW w:w="1374" w:type="dxa"/>
             <w:tcBorders/>
             <w:vAlign w:val="bottom"/>
           </w:tcPr>
@@ -14393,7 +14383,7 @@
         </w:tc>
         <w:tc>
           <w:tcPr>
-            <w:tcW w:w="1140" w:type="dxa"/>
+            <w:tcW w:w="1141" w:type="dxa"/>
             <w:gridSpan w:val="2"/>
             <w:tcBorders/>
             <w:vAlign w:val="bottom"/>
@@ -14451,7 +14441,7 @@
         </w:tc>
         <w:tc>
           <w:tcPr>
-            <w:tcW w:w="1028" w:type="dxa"/>
+            <w:tcW w:w="1027" w:type="dxa"/>
             <w:tcBorders/>
             <w:vAlign w:val="center"/>
           </w:tcPr>
@@ -14460,7 +14450,7 @@
               <w:pStyle w:val="Normal"/>
               <w:suppressAutoHyphens w:val="true"/>
               <w:spacing w:before="0" w:after="0"/>
-              <w:jc w:val="end"/>
+              <w:jc w:val="right"/>
               <w:rPr>
                 <w:rFonts w:ascii="Liberation Serif" w:hAnsi="Liberation Serif" w:eastAsia="Noto Serif CJK SC" w:cs="Noto Sans Devanagari"/>
                 <w:sz w:val="26"/>
@@ -14515,7 +14505,7 @@
         </w:tc>
         <w:tc>
           <w:tcPr>
-            <w:tcW w:w="1194" w:type="dxa"/>
+            <w:tcW w:w="1195" w:type="dxa"/>
             <w:tcBorders/>
             <w:vAlign w:val="bottom"/>
           </w:tcPr>
@@ -14543,7 +14533,7 @@
         </w:tc>
         <w:tc>
           <w:tcPr>
-            <w:tcW w:w="857" w:type="dxa"/>
+            <w:tcW w:w="856" w:type="dxa"/>
             <w:tcBorders/>
             <w:vAlign w:val="bottom"/>
           </w:tcPr>
@@ -14571,7 +14561,7 @@
         </w:tc>
         <w:tc>
           <w:tcPr>
-            <w:tcW w:w="85" w:type="dxa"/>
+            <w:tcW w:w="86" w:type="dxa"/>
             <w:tcBorders/>
             <w:vAlign w:val="bottom"/>
           </w:tcPr>
@@ -14632,7 +14622,7 @@
         </w:tc>
         <w:tc>
           <w:tcPr>
-            <w:tcW w:w="1375" w:type="dxa"/>
+            <w:tcW w:w="1374" w:type="dxa"/>
             <w:tcBorders/>
             <w:vAlign w:val="bottom"/>
           </w:tcPr>
@@ -14660,7 +14650,7 @@
         </w:tc>
         <w:tc>
           <w:tcPr>
-            <w:tcW w:w="1140" w:type="dxa"/>
+            <w:tcW w:w="1141" w:type="dxa"/>
             <w:gridSpan w:val="2"/>
             <w:tcBorders/>
             <w:vAlign w:val="bottom"/>
@@ -14718,7 +14708,7 @@
         </w:tc>
         <w:tc>
           <w:tcPr>
-            <w:tcW w:w="1028" w:type="dxa"/>
+            <w:tcW w:w="1027" w:type="dxa"/>
             <w:tcBorders/>
             <w:vAlign w:val="center"/>
           </w:tcPr>
@@ -14807,7 +14797,7 @@
         </w:tc>
         <w:tc>
           <w:tcPr>
-            <w:tcW w:w="1194" w:type="dxa"/>
+            <w:tcW w:w="1195" w:type="dxa"/>
             <w:tcBorders/>
             <w:vAlign w:val="bottom"/>
           </w:tcPr>
@@ -14835,7 +14825,7 @@
         </w:tc>
         <w:tc>
           <w:tcPr>
-            <w:tcW w:w="857" w:type="dxa"/>
+            <w:tcW w:w="856" w:type="dxa"/>
             <w:tcBorders/>
             <w:vAlign w:val="bottom"/>
           </w:tcPr>
@@ -14863,7 +14853,7 @@
         </w:tc>
         <w:tc>
           <w:tcPr>
-            <w:tcW w:w="85" w:type="dxa"/>
+            <w:tcW w:w="86" w:type="dxa"/>
             <w:tcBorders/>
             <w:vAlign w:val="bottom"/>
           </w:tcPr>
@@ -14926,7 +14916,7 @@
         </w:tc>
         <w:tc>
           <w:tcPr>
-            <w:tcW w:w="1375" w:type="dxa"/>
+            <w:tcW w:w="1374" w:type="dxa"/>
             <w:tcBorders/>
             <w:vAlign w:val="bottom"/>
           </w:tcPr>
@@ -14954,7 +14944,7 @@
         </w:tc>
         <w:tc>
           <w:tcPr>
-            <w:tcW w:w="1140" w:type="dxa"/>
+            <w:tcW w:w="1141" w:type="dxa"/>
             <w:gridSpan w:val="2"/>
             <w:tcBorders/>
             <w:vAlign w:val="bottom"/>
@@ -14983,7 +14973,7 @@
         </w:tc>
         <w:tc>
           <w:tcPr>
-            <w:tcW w:w="6955" w:type="dxa"/>
+            <w:tcW w:w="6954" w:type="dxa"/>
             <w:gridSpan w:val="8"/>
             <w:tcBorders/>
             <w:vAlign w:val="bottom"/>
@@ -15014,7 +15004,7 @@
         </w:tc>
         <w:tc>
           <w:tcPr>
-            <w:tcW w:w="85" w:type="dxa"/>
+            <w:tcW w:w="86" w:type="dxa"/>
             <w:tcBorders/>
             <w:vAlign w:val="bottom"/>
           </w:tcPr>
@@ -15057,7 +15047,7 @@
               <w:pStyle w:val="Normal"/>
               <w:suppressAutoHyphens w:val="true"/>
               <w:spacing w:before="0" w:after="0"/>
-              <w:jc w:val="end"/>
+              <w:jc w:val="right"/>
               <w:rPr>
                 <w:rFonts w:eastAsia="Noto Serif CJK SC" w:cs="Noto Sans Devanagari"/>
                 <w:sz w:val="22"/>
@@ -15089,7 +15079,7 @@
               <w:pStyle w:val="Normal"/>
               <w:suppressAutoHyphens w:val="true"/>
               <w:spacing w:before="0" w:after="0"/>
-              <w:jc w:val="end"/>
+              <w:jc w:val="right"/>
               <w:rPr>
                 <w:rFonts w:eastAsia="Noto Serif CJK SC" w:cs="Noto Sans Devanagari"/>
                 <w:sz w:val="22"/>
@@ -15112,7 +15102,7 @@
               <w:pStyle w:val="Normal"/>
               <w:suppressAutoHyphens w:val="true"/>
               <w:spacing w:before="0" w:after="0"/>
-              <w:jc w:val="end"/>
+              <w:jc w:val="right"/>
               <w:rPr>
                 <w:rFonts w:ascii="Liberation Serif" w:hAnsi="Liberation Serif" w:eastAsia="Noto Serif CJK SC" w:cs="Noto Sans Devanagari"/>
                 <w:sz w:val="26"/>
@@ -15148,7 +15138,7 @@
               <w:pStyle w:val="Normal"/>
               <w:suppressAutoHyphens w:val="true"/>
               <w:spacing w:before="0" w:after="0"/>
-              <w:jc w:val="end"/>
+              <w:jc w:val="right"/>
               <w:rPr>
                 <w:rFonts w:eastAsia="Noto Serif CJK SC" w:cs="Noto Sans Devanagari"/>
                 <w:szCs w:val="28"/>
@@ -16183,7 +16173,7 @@
               <w:pStyle w:val="Normal"/>
               <w:suppressAutoHyphens w:val="true"/>
               <w:spacing w:before="0" w:after="0"/>
-              <w:jc w:val="end"/>
+              <w:jc w:val="right"/>
               <w:rPr>
                 <w:rFonts w:eastAsia="Noto Serif CJK SC" w:cs="Noto Sans Devanagari"/>
                 <w:sz w:val="22"/>
@@ -16206,7 +16196,7 @@
               <w:pStyle w:val="Normal"/>
               <w:suppressAutoHyphens w:val="true"/>
               <w:spacing w:before="0" w:after="0"/>
-              <w:jc w:val="end"/>
+              <w:jc w:val="right"/>
               <w:rPr>
                 <w:rFonts w:eastAsia="Noto Serif CJK SC" w:cs="Noto Sans Devanagari"/>
                 <w:sz w:val="22"/>
@@ -16238,7 +16228,7 @@
               <w:pStyle w:val="Normal"/>
               <w:suppressAutoHyphens w:val="true"/>
               <w:spacing w:before="0" w:after="0"/>
-              <w:jc w:val="end"/>
+              <w:jc w:val="right"/>
               <w:rPr>
                 <w:rFonts w:ascii="Liberation Serif" w:hAnsi="Liberation Serif" w:eastAsia="Noto Serif CJK SC" w:cs="Noto Sans Devanagari"/>
                 <w:sz w:val="22"/>
@@ -16273,7 +16263,7 @@
               <w:pStyle w:val="Normal"/>
               <w:suppressAutoHyphens w:val="true"/>
               <w:spacing w:before="0" w:after="0"/>
-              <w:jc w:val="end"/>
+              <w:jc w:val="right"/>
               <w:rPr>
                 <w:rFonts w:eastAsia="Noto Serif CJK SC" w:cs="Noto Sans Devanagari"/>
                 <w:szCs w:val="28"/>
@@ -17341,7 +17331,7 @@
         <w:shd w:val="clear" w:color="auto" w:fill="FFFFFF"/>
         <w:suppressAutoHyphens w:val="true"/>
         <w:spacing w:lineRule="exact" w:line="226" w:before="0" w:after="0"/>
-        <w:ind w:hanging="0" w:start="0"/>
+        <w:ind w:hanging="0" w:left="0"/>
         <w:jc w:val="both"/>
         <w:rPr>
           <w:sz w:val="32"/>
@@ -17773,7 +17763,7 @@
       <w:suppressAutoHyphens w:val="true"/>
       <w:bidi w:val="0"/>
       <w:spacing w:lineRule="auto" w:line="240" w:before="0" w:after="160"/>
-      <w:jc w:val="start"/>
+      <w:jc w:val="left"/>
     </w:pPr>
     <w:rPr>
       <w:rFonts w:ascii="Times New Roman" w:hAnsi="Times New Roman" w:eastAsia="Aptos" w:cs="" w:cstheme="minorBidi" w:eastAsiaTheme="minorHAnsi"/>
